--- a/00-首页/题组Word/第一轮·综合套卷/第一轮综合卷01-学生版.docx
+++ b/00-首页/题组Word/第一轮·综合套卷/第一轮综合卷01-学生版.docx
@@ -2,7 +2,7 @@
 <file path=word/document.xml><?xml version="1.0" encoding="utf-8"?>
 <w:document xmlns:w="http://schemas.openxmlformats.org/wordprocessingml/2006/main" xmlns:m="http://schemas.openxmlformats.org/officeDocument/2006/math" xmlns:r="http://schemas.openxmlformats.org/officeDocument/2006/relationships" xmlns:o="urn:schemas-microsoft-com:office:office" xmlns:v="urn:schemas-microsoft-com:vml" xmlns:w10="urn:schemas-microsoft-com:office:word" xmlns:a="http://schemas.openxmlformats.org/drawingml/2006/main" xmlns:pic="http://schemas.openxmlformats.org/drawingml/2006/picture" xmlns:wp="http://schemas.openxmlformats.org/drawingml/2006/wordprocessingDrawing">
   <w:body>
-    <w:bookmarkStart w:id="73" w:name="第一轮综合练习-第01卷"/>
+    <w:bookmarkStart w:id="79" w:name="第一轮综合练习-第01卷"/>
     <w:p>
       <w:pPr>
         <w:pStyle w:val="Heading1"/>
@@ -50,7 +50,7 @@
         </w:pict>
       </w:r>
     </w:p>
-    <w:bookmarkStart w:id="72" w:name="题目"/>
+    <w:bookmarkStart w:id="78" w:name="题目"/>
     <w:p>
       <w:pPr>
         <w:pStyle w:val="Heading2"/>
@@ -1961,274 +1961,19 @@
         <w:rPr>
           <w:rFonts w:hint="eastAsia" w:ascii="Times New Roman" w:hAnsi="Times New Roman" w:eastAsia="FangSong" w:cs="Times New Roman"/>
         </w:rPr>
-        <w:t xml:space="preserve">若磁量子数</w:t>
-      </w:r>
-      <w:r>
-        <w:rPr>
-          <w:rFonts w:ascii="Times New Roman" w:hAnsi="Times New Roman" w:eastAsia="Times New Roman" w:cs="Times New Roman"/>
-        </w:rPr>
-        <w:t xml:space="preserve"> m </w:t>
-      </w:r>
-      <w:r>
-        <w:rPr>
-          <w:rFonts w:hint="eastAsia" w:ascii="Times New Roman" w:hAnsi="Times New Roman" w:eastAsia="FangSong" w:cs="Times New Roman"/>
-        </w:rPr>
-        <w:t>的取值有所变化</w:t>
-      </w:r>
-      <w:r>
-        <w:rPr>
-          <w:rFonts w:hint="eastAsia" w:ascii="Times New Roman" w:hAnsi="Times New Roman" w:eastAsia="Times New Roman" w:cs="Times New Roman"/>
-        </w:rPr>
-        <w:t>，</w:t>
-      </w:r>
-      <w:r>
-        <w:rPr>
-          <w:rFonts w:hint="eastAsia" w:ascii="Times New Roman" w:hAnsi="Times New Roman" w:eastAsia="FangSong" w:cs="Times New Roman"/>
-        </w:rPr>
-        <w:t>即</w:t>
-      </w:r>
-      <w:r>
-        <w:rPr>
-          <w:rFonts w:ascii="Times New Roman" w:hAnsi="Times New Roman" w:eastAsia="Times New Roman" w:cs="Times New Roman"/>
-        </w:rPr>
-        <w:t xml:space="preserve"> m </w:t>
-      </w:r>
-      <w:r>
-        <w:rPr>
-          <w:rFonts w:hint="eastAsia" w:ascii="Times New Roman" w:hAnsi="Times New Roman" w:eastAsia="FangSong" w:cs="Times New Roman"/>
-        </w:rPr>
-        <w:t xml:space="preserve">可取</w:t>
-      </w:r>
-      <w:r>
-        <w:rPr>
-          <w:rFonts w:ascii="Times New Roman" w:hAnsi="Times New Roman" w:eastAsia="Times New Roman" w:cs="Times New Roman"/>
-        </w:rPr>
-        <w:t xml:space="preserve"> 0, 1, 2, …, l </w:t>
-      </w:r>
-      <w:r>
-        <w:rPr>
-          <w:rFonts w:hint="eastAsia" w:ascii="Times New Roman" w:hAnsi="Times New Roman" w:eastAsia="FangSong" w:cs="Times New Roman"/>
-        </w:rPr>
-        <w:t xml:space="preserve">共</w:t>
-      </w:r>
-      <w:r>
-        <w:rPr>
-          <w:rFonts w:ascii="Times New Roman" w:hAnsi="Times New Roman" w:eastAsia="Times New Roman" w:cs="Times New Roman"/>
-        </w:rPr>
-        <w:t xml:space="preserve"> </w:t>
-      </w:r>
-      <m:oMath>
-        <m:r>
-          <m:t>l</m:t>
-        </m:r>
-        <m:r>
-          <m:rPr>
-            <m:sty m:val="p"/>
-          </m:rPr>
-          <m:t>+</m:t>
-        </m:r>
-        <m:r>
-          <m:t>1</m:t>
-        </m:r>
-      </m:oMath>
-      <w:r>
-        <w:rPr>
-          <w:rFonts w:ascii="Times New Roman" w:hAnsi="Times New Roman" w:eastAsia="Times New Roman" w:cs="Times New Roman"/>
-        </w:rPr>
-        <w:t xml:space="preserve"> </w:t>
-      </w:r>
-      <w:r>
-        <w:rPr>
-          <w:rFonts w:hint="eastAsia" w:ascii="Times New Roman" w:hAnsi="Times New Roman" w:eastAsia="FangSong" w:cs="Times New Roman"/>
-        </w:rPr>
-        <w:t>个值</w:t>
-      </w:r>
-      <w:r>
-        <w:rPr>
-          <w:rFonts w:hint="eastAsia" w:ascii="Times New Roman" w:hAnsi="Times New Roman" w:eastAsia="Times New Roman" w:cs="Times New Roman"/>
-        </w:rPr>
-        <w:t>，</w:t>
-      </w:r>
-      <w:r>
-        <w:rPr>
-          <w:rFonts w:hint="eastAsia" w:ascii="Times New Roman" w:hAnsi="Times New Roman" w:eastAsia="FangSong" w:cs="Times New Roman"/>
-        </w:rPr>
-        <w:t>其余不变</w:t>
-      </w:r>
-      <w:r>
-        <w:rPr>
-          <w:rFonts w:hint="eastAsia" w:ascii="Times New Roman" w:hAnsi="Times New Roman" w:eastAsia="Times New Roman" w:cs="Times New Roman"/>
-        </w:rPr>
-        <w:t>，</w:t>
-      </w:r>
-      <w:r>
-        <w:rPr>
-          <w:rFonts w:hint="eastAsia" w:ascii="Times New Roman" w:hAnsi="Times New Roman" w:eastAsia="FangSong" w:cs="Times New Roman"/>
-        </w:rPr>
-        <w:t>则</w:t>
-      </w:r>
-      <w:r>
-        <w:rPr>
-          <w:rFonts w:hint="eastAsia" w:ascii="Times New Roman" w:hAnsi="Times New Roman" w:eastAsia="Times New Roman" w:cs="Times New Roman"/>
-        </w:rPr>
-        <w:t>：</w:t>
-      </w:r>
-    </w:p>
-    <w:p>
-      <w:pPr>
-        <w:pStyle w:val="BodyText"/>
-      </w:pPr>
-      <w:r>
-        <w:rPr>
-          <w:rFonts w:ascii="Times New Roman" w:hAnsi="Times New Roman" w:eastAsia="Times New Roman" w:cs="Times New Roman"/>
-        </w:rPr>
-        <w:t xml:space="preserve">1-1 </w:t>
-      </w:r>
-      <w:r>
-        <w:rPr>
-          <w:rFonts w:hint="eastAsia" w:ascii="Times New Roman" w:hAnsi="Times New Roman" w:eastAsia="FangSong" w:cs="Times New Roman"/>
-        </w:rPr>
-        <w:t>前四周期各有几种元素</w:t>
-      </w:r>
-      <w:r>
-        <w:rPr>
-          <w:rFonts w:hint="eastAsia" w:ascii="Times New Roman" w:hAnsi="Times New Roman" w:eastAsia="Times New Roman" w:cs="Times New Roman"/>
-        </w:rPr>
-        <w:t>。</w:t>
-      </w:r>
-    </w:p>
-    <w:p>
-      <w:pPr>
-        <w:pStyle w:val="BodyText"/>
-      </w:pPr>
-      <w:r>
-        <w:rPr>
-          <w:rFonts w:ascii="Times New Roman" w:hAnsi="Times New Roman" w:eastAsia="Times New Roman" w:cs="Times New Roman"/>
-        </w:rPr>
-        <w:t xml:space="preserve">1-2 </w:t>
-      </w:r>
-      <w:r>
-        <w:rPr>
-          <w:rFonts w:hint="eastAsia" w:ascii="Times New Roman" w:hAnsi="Times New Roman" w:eastAsia="FangSong" w:cs="Times New Roman"/>
-        </w:rPr>
-        <w:t xml:space="preserve">前</w:t>
-      </w:r>
-      <w:r>
-        <w:rPr>
-          <w:rFonts w:ascii="Times New Roman" w:hAnsi="Times New Roman" w:eastAsia="Times New Roman" w:cs="Times New Roman"/>
-        </w:rPr>
-        <w:t xml:space="preserve"> 20 </w:t>
-      </w:r>
-      <w:r>
-        <w:rPr>
-          <w:rFonts w:hint="eastAsia" w:ascii="Times New Roman" w:hAnsi="Times New Roman" w:eastAsia="FangSong" w:cs="Times New Roman"/>
-        </w:rPr>
-        <w:t>号元素中最活泼的碱金属元素的序数</w:t>
-      </w:r>
-      <w:r>
-        <w:rPr>
-          <w:rFonts w:hint="eastAsia" w:ascii="Times New Roman" w:hAnsi="Times New Roman" w:eastAsia="Times New Roman" w:cs="Times New Roman"/>
-        </w:rPr>
-        <w:t>。</w:t>
-      </w:r>
-    </w:p>
-    <w:p>
-      <w:pPr>
-        <w:pStyle w:val="BodyText"/>
-      </w:pPr>
-      <w:r>
-        <w:rPr>
-          <w:rFonts w:ascii="Times New Roman" w:hAnsi="Times New Roman" w:eastAsia="Times New Roman" w:cs="Times New Roman"/>
-        </w:rPr>
-        <w:t xml:space="preserve">1-3 </w:t>
-      </w:r>
-      <w:r>
-        <w:rPr>
-          <w:rFonts w:hint="eastAsia" w:ascii="Times New Roman" w:hAnsi="Times New Roman" w:eastAsia="FangSong" w:cs="Times New Roman"/>
-        </w:rPr>
-        <w:t>第二个过渡元素的核外电子排布式</w:t>
-      </w:r>
-      <w:r>
-        <w:rPr>
-          <w:rFonts w:hint="eastAsia" w:ascii="Times New Roman" w:hAnsi="Times New Roman" w:eastAsia="Times New Roman" w:cs="Times New Roman"/>
-        </w:rPr>
-        <w:t>。</w:t>
-      </w:r>
-    </w:p>
-    <w:p>
-      <w:pPr>
-        <w:pStyle w:val="BodyText"/>
-      </w:pPr>
-      <w:r>
-        <w:rPr>
-          <w:rFonts w:ascii="Times New Roman" w:hAnsi="Times New Roman" w:eastAsia="Times New Roman" w:cs="Times New Roman"/>
-        </w:rPr>
-        <w:t xml:space="preserve">1-4 </w:t>
-      </w:r>
-      <w:r>
-        <w:rPr>
-          <w:rFonts w:hint="eastAsia" w:ascii="Times New Roman" w:hAnsi="Times New Roman" w:eastAsia="FangSong" w:cs="Times New Roman"/>
-        </w:rPr>
-        <w:t>写出有机化学中最简单的怪的化学式及短的通式</w:t>
-      </w:r>
-      <w:r>
-        <w:rPr>
-          <w:rFonts w:hint="eastAsia" w:ascii="Times New Roman" w:hAnsi="Times New Roman" w:eastAsia="Times New Roman" w:cs="Times New Roman"/>
-        </w:rPr>
-        <w:t>。</w:t>
-      </w:r>
-    </w:p>
-    <w:p>
-      <w:pPr>
-        <w:spacing w:before="160" w:after="80"/>
-      </w:pPr>
-      <w:r>
-        <w:pict>
-          <v:rect style="width:0;height:1.5pt" o:hralign="center" o:hrstd="t" o:hr="t"/>
-        </w:pict>
-      </w:r>
-    </w:p>
-    <w:bookmarkEnd w:id="21"/>
-    <w:bookmarkStart w:id="22" w:name="第8题"/>
-    <w:p>
-      <w:pPr>
-        <w:pStyle w:val="Heading3"/>
-        <w:spacing w:before="280" w:after="120"/>
-      </w:pPr>
-      <w:r>
-        <w:rPr>
-          <w:rFonts w:hint="eastAsia" w:ascii="Times New Roman" w:hAnsi="Times New Roman" w:eastAsia="SimHei" w:cs="Times New Roman"/>
-        </w:rPr>
-        <w:t>第</w:t>
-      </w:r>
-      <w:r>
-        <w:rPr>
-          <w:rFonts w:hint="eastAsia" w:ascii="Times New Roman" w:hAnsi="Times New Roman" w:eastAsia="Times New Roman" w:cs="Times New Roman"/>
-        </w:rPr>
-        <w:t>8</w:t>
-      </w:r>
-      <w:r>
-        <w:rPr>
-          <w:rFonts w:hint="eastAsia" w:ascii="Times New Roman" w:hAnsi="Times New Roman" w:eastAsia="SimHei" w:cs="Times New Roman"/>
-        </w:rPr>
-        <w:t>题</w:t>
-      </w:r>
-    </w:p>
-    <w:p>
-      <w:pPr>
-        <w:pStyle w:val="FirstParagraph"/>
-      </w:pPr>
-      <w:r>
-        <w:rPr>
-          <w:rFonts w:hint="eastAsia" w:ascii="Times New Roman" w:hAnsi="Times New Roman" w:eastAsia="FangSong" w:cs="Times New Roman"/>
-        </w:rPr>
-        <w:t>氢原子的稳态能量由下式给出</w:t>
-      </w:r>
-      <w:r>
-        <w:rPr>
-          <w:rFonts w:hint="eastAsia" w:ascii="Times New Roman" w:hAnsi="Times New Roman" w:eastAsia="Times New Roman" w:cs="Times New Roman"/>
-        </w:rPr>
-        <w:t>：</w:t>
+        <w:t xml:space="preserve">电离</w:t>
+      </w:r>
+      <w:r>
+        <w:rPr>
+          <w:rFonts w:ascii="Times New Roman" w:hAnsi="Times New Roman" w:eastAsia="Times New Roman" w:cs="Times New Roman"/>
+        </w:rPr>
+        <w:t xml:space="preserve"> 1mol </w:t>
+      </w:r>
+      <w:r>
+        <w:rPr>
+          <w:rFonts w:hint="eastAsia" w:ascii="Times New Roman" w:hAnsi="Times New Roman" w:eastAsia="FangSong" w:cs="Times New Roman"/>
+        </w:rPr>
+        <w:t xml:space="preserve">自由铜原子得</w:t>
       </w:r>
       <w:r>
         <w:rPr>
@@ -2245,43 +1990,25 @@
             </w:rPr>
           </m:ctrlPr>
         </m:oMathPr>
-        <m:sSub>
-          <m:e>
-            <m:r>
-              <m:t>E</m:t>
-            </m:r>
-          </m:e>
-          <m:sub>
-            <m:r>
-              <m:t>n</m:t>
-            </m:r>
-          </m:sub>
-        </m:sSub>
-        <m:r>
-          <m:rPr>
-            <m:sty m:val="p"/>
-          </m:rPr>
-          <m:t>=</m:t>
-        </m:r>
-        <m:r>
-          <m:rPr>
-            <m:sty m:val="p"/>
-          </m:rPr>
-          <m:t>−</m:t>
-        </m:r>
-        <m:r>
-          <m:t>2.18</m:t>
-        </m:r>
-        <m:r>
-          <m:rPr>
-            <m:sty m:val="p"/>
-          </m:rPr>
-          <m:t>×</m:t>
+        <m:r>
+          <m:t>1</m:t>
+        </m:r>
+        <m:r>
+          <m:t>m</m:t>
+        </m:r>
+        <m:r>
+          <m:t>o</m:t>
+        </m:r>
+        <m:r>
+          <m:t>l</m:t>
+        </m:r>
+        <m:r>
+          <m:t>C</m:t>
         </m:r>
         <m:sSup>
           <m:e>
             <m:r>
-              <m:t>10</m:t>
+              <m:t>u</m:t>
             </m:r>
           </m:e>
           <m:sup>
@@ -2289,52 +2016,10 @@
               <m:rPr>
                 <m:sty m:val="p"/>
               </m:rPr>
-              <m:t>−</m:t>
-            </m:r>
-            <m:r>
-              <m:t>18</m:t>
+              <m:t>+</m:t>
             </m:r>
           </m:sup>
         </m:sSup>
-        <m:f>
-          <m:fPr>
-            <m:type m:val="bar"/>
-          </m:fPr>
-          <m:num>
-            <m:r>
-              <m:t>1</m:t>
-            </m:r>
-          </m:num>
-          <m:den>
-            <m:sSup>
-              <m:e>
-                <m:r>
-                  <m:t>n</m:t>
-                </m:r>
-              </m:e>
-              <m:sup>
-                <m:r>
-                  <m:t>2</m:t>
-                </m:r>
-              </m:sup>
-            </m:sSup>
-          </m:den>
-        </m:f>
-        <m:r>
-          <m:rPr>
-            <m:sty m:val="p"/>
-          </m:rPr>
-          <m:t>(</m:t>
-        </m:r>
-        <m:r>
-          <m:t>J</m:t>
-        </m:r>
-        <m:r>
-          <m:rPr>
-            <m:sty m:val="p"/>
-          </m:rPr>
-          <m:t>)</m:t>
-        </m:r>
       </m:oMath>
       <w:r>
         <w:rPr>
@@ -2346,19 +2031,220 @@
         <w:rPr>
           <w:rFonts w:hint="eastAsia" w:ascii="Times New Roman" w:hAnsi="Times New Roman" w:eastAsia="Times New Roman" w:cs="Times New Roman"/>
         </w:rPr>
-        <w:t>，n</w:t>
-      </w:r>
-      <w:r>
-        <w:rPr>
-          <w:rFonts w:hint="eastAsia" w:ascii="Times New Roman" w:hAnsi="Times New Roman" w:eastAsia="FangSong" w:cs="Times New Roman"/>
-        </w:rPr>
-        <w:t>为主量子数</w:t>
-      </w:r>
-      <w:r>
-        <w:rPr>
-          <w:rFonts w:hint="eastAsia" w:ascii="Times New Roman" w:hAnsi="Times New Roman" w:eastAsia="Times New Roman" w:cs="Times New Roman"/>
-        </w:rPr>
-        <w:t>：</w:t>
+        <w:t>，</w:t>
+      </w:r>
+      <w:r>
+        <w:rPr>
+          <w:rFonts w:hint="eastAsia" w:ascii="Times New Roman" w:hAnsi="Times New Roman" w:eastAsia="FangSong" w:cs="Times New Roman"/>
+        </w:rPr>
+        <w:t>需能量</w:t>
+      </w:r>
+      <w:r>
+        <w:rPr>
+          <w:rFonts w:ascii="Times New Roman" w:hAnsi="Times New Roman" w:eastAsia="Times New Roman" w:cs="Times New Roman"/>
+        </w:rPr>
+        <w:t xml:space="preserve"> </w:t>
+      </w:r>
+      <w:r>
+        <w:rPr>
+          <w:rFonts w:hint="eastAsia" w:ascii="Times New Roman" w:hAnsi="Times New Roman" w:eastAsia="Times New Roman" w:cs="Times New Roman"/>
+        </w:rPr>
+        <w:t>746.2kJ，</w:t>
+      </w:r>
+      <w:r>
+        <w:rPr>
+          <w:rFonts w:hint="eastAsia" w:ascii="Times New Roman" w:hAnsi="Times New Roman" w:eastAsia="FangSong" w:cs="Times New Roman"/>
+        </w:rPr>
+        <w:t>而由晶体铜电离获得</w:t>
+      </w:r>
+      <w:r>
+        <w:rPr>
+          <w:rFonts w:ascii="Times New Roman" w:hAnsi="Times New Roman" w:eastAsia="Times New Roman" w:cs="Times New Roman"/>
+        </w:rPr>
+        <w:t xml:space="preserve"> </w:t>
+      </w:r>
+      <m:oMath>
+        <m:oMathPr>
+          <m:ctrlPr>
+            <w:rPr>
+              <w:sz w:val="28"/>
+              <w:szCs w:val="28"/>
+            </w:rPr>
+          </m:ctrlPr>
+        </m:oMathPr>
+        <m:r>
+          <m:t>1</m:t>
+        </m:r>
+        <m:r>
+          <m:t>m</m:t>
+        </m:r>
+        <m:r>
+          <m:t>o</m:t>
+        </m:r>
+        <m:r>
+          <m:t>l</m:t>
+        </m:r>
+        <m:r>
+          <m:t>C</m:t>
+        </m:r>
+        <m:sSup>
+          <m:e>
+            <m:r>
+              <m:t>u</m:t>
+            </m:r>
+          </m:e>
+          <m:sup>
+            <m:r>
+              <m:rPr>
+                <m:sty m:val="p"/>
+              </m:rPr>
+              <m:t>+</m:t>
+            </m:r>
+          </m:sup>
+        </m:sSup>
+      </m:oMath>
+      <w:r>
+        <w:rPr>
+          <w:rFonts w:ascii="Times New Roman" w:hAnsi="Times New Roman" w:eastAsia="Times New Roman" w:cs="Times New Roman"/>
+        </w:rPr>
+        <w:t xml:space="preserve"> </w:t>
+      </w:r>
+      <w:r>
+        <w:rPr>
+          <w:rFonts w:hint="eastAsia" w:ascii="Times New Roman" w:hAnsi="Times New Roman" w:eastAsia="FangSong" w:cs="Times New Roman"/>
+        </w:rPr>
+        <w:t xml:space="preserve">仅消耗</w:t>
+      </w:r>
+      <w:r>
+        <w:rPr>
+          <w:rFonts w:ascii="Times New Roman" w:hAnsi="Times New Roman" w:eastAsia="Times New Roman" w:cs="Times New Roman"/>
+        </w:rPr>
+        <w:t xml:space="preserve"> 434.1kJ </w:t>
+      </w:r>
+      <w:r>
+        <w:rPr>
+          <w:rFonts w:hint="eastAsia" w:ascii="Times New Roman" w:hAnsi="Times New Roman" w:eastAsia="FangSong" w:cs="Times New Roman"/>
+        </w:rPr>
+        <w:t>能量</w:t>
+      </w:r>
+      <w:r>
+        <w:rPr>
+          <w:rFonts w:hint="eastAsia" w:ascii="Times New Roman" w:hAnsi="Times New Roman" w:eastAsia="Times New Roman" w:cs="Times New Roman"/>
+        </w:rPr>
+        <w:t>。</w:t>
+      </w:r>
+    </w:p>
+    <w:p>
+      <w:pPr>
+        <w:spacing w:before="160" w:after="80"/>
+      </w:pPr>
+      <w:r>
+        <w:pict>
+          <v:rect style="width:0;height:1.5pt" o:hralign="center" o:hrstd="t" o:hr="t"/>
+        </w:pict>
+      </w:r>
+    </w:p>
+    <w:bookmarkEnd w:id="21"/>
+    <w:bookmarkStart w:id="22" w:name="第8题"/>
+    <w:p>
+      <w:pPr>
+        <w:pStyle w:val="Heading3"/>
+        <w:spacing w:before="280" w:after="120"/>
+      </w:pPr>
+      <w:r>
+        <w:rPr>
+          <w:rFonts w:hint="eastAsia" w:ascii="Times New Roman" w:hAnsi="Times New Roman" w:eastAsia="SimHei" w:cs="Times New Roman"/>
+        </w:rPr>
+        <w:t>第</w:t>
+      </w:r>
+      <w:r>
+        <w:rPr>
+          <w:rFonts w:hint="eastAsia" w:ascii="Times New Roman" w:hAnsi="Times New Roman" w:eastAsia="Times New Roman" w:cs="Times New Roman"/>
+        </w:rPr>
+        <w:t>8</w:t>
+      </w:r>
+      <w:r>
+        <w:rPr>
+          <w:rFonts w:hint="eastAsia" w:ascii="Times New Roman" w:hAnsi="Times New Roman" w:eastAsia="SimHei" w:cs="Times New Roman"/>
+        </w:rPr>
+        <w:t>题</w:t>
+      </w:r>
+    </w:p>
+    <w:p>
+      <w:pPr>
+        <w:pStyle w:val="FirstParagraph"/>
+      </w:pPr>
+      <w:r>
+        <w:rPr>
+          <w:rFonts w:hint="eastAsia" w:ascii="Times New Roman" w:hAnsi="Times New Roman" w:eastAsia="FangSong" w:cs="Times New Roman"/>
+        </w:rPr>
+        <w:t xml:space="preserve">用一束波长为</w:t>
+      </w:r>
+      <w:r>
+        <w:rPr>
+          <w:rFonts w:ascii="Times New Roman" w:hAnsi="Times New Roman" w:eastAsia="Times New Roman" w:cs="Times New Roman"/>
+        </w:rPr>
+        <w:t xml:space="preserve"> 400nm </w:t>
+      </w:r>
+      <w:r>
+        <w:rPr>
+          <w:rFonts w:hint="eastAsia" w:ascii="Times New Roman" w:hAnsi="Times New Roman" w:eastAsia="FangSong" w:cs="Times New Roman"/>
+        </w:rPr>
+        <w:t xml:space="preserve">的光照射在金属</w:t>
+      </w:r>
+      <w:r>
+        <w:rPr>
+          <w:rFonts w:ascii="Times New Roman" w:hAnsi="Times New Roman" w:eastAsia="Times New Roman" w:cs="Times New Roman"/>
+        </w:rPr>
+        <w:t xml:space="preserve"> Cs </w:t>
+      </w:r>
+      <w:r>
+        <w:rPr>
+          <w:rFonts w:hint="eastAsia" w:ascii="Times New Roman" w:hAnsi="Times New Roman" w:eastAsia="FangSong" w:cs="Times New Roman"/>
+        </w:rPr>
+        <w:t>的表面上</w:t>
+      </w:r>
+      <w:r>
+        <w:rPr>
+          <w:rFonts w:hint="eastAsia" w:ascii="Times New Roman" w:hAnsi="Times New Roman" w:eastAsia="Times New Roman" w:cs="Times New Roman"/>
+        </w:rPr>
+        <w:t>，</w:t>
+      </w:r>
+      <w:r>
+        <w:rPr>
+          <w:rFonts w:hint="eastAsia" w:ascii="Times New Roman" w:hAnsi="Times New Roman" w:eastAsia="FangSong" w:cs="Times New Roman"/>
+        </w:rPr>
+        <w:t>有光电子从表面逸出</w:t>
+      </w:r>
+      <w:r>
+        <w:rPr>
+          <w:rFonts w:hint="eastAsia" w:ascii="Times New Roman" w:hAnsi="Times New Roman" w:eastAsia="Times New Roman" w:cs="Times New Roman"/>
+        </w:rPr>
+        <w:t>。</w:t>
+      </w:r>
+      <w:r>
+        <w:rPr>
+          <w:rFonts w:hint="eastAsia" w:ascii="Times New Roman" w:hAnsi="Times New Roman" w:eastAsia="FangSong" w:cs="Times New Roman"/>
+        </w:rPr>
+        <w:t>已知</w:t>
+      </w:r>
+      <w:r>
+        <w:rPr>
+          <w:rFonts w:ascii="Times New Roman" w:hAnsi="Times New Roman" w:eastAsia="Times New Roman" w:cs="Times New Roman"/>
+        </w:rPr>
+        <w:t xml:space="preserve"> Cs </w:t>
+      </w:r>
+      <w:r>
+        <w:rPr>
+          <w:rFonts w:hint="eastAsia" w:ascii="Times New Roman" w:hAnsi="Times New Roman" w:eastAsia="FangSong" w:cs="Times New Roman"/>
+        </w:rPr>
+        <w:t xml:space="preserve">的功函数为</w:t>
+      </w:r>
+      <w:r>
+        <w:rPr>
+          <w:rFonts w:ascii="Times New Roman" w:hAnsi="Times New Roman" w:eastAsia="Times New Roman" w:cs="Times New Roman"/>
+        </w:rPr>
+        <w:t xml:space="preserve"> 2.14eV。</w:t>
       </w:r>
     </w:p>
     <w:p>
@@ -3460,119 +3346,6 @@
     </w:p>
     <w:p>
       <w:pPr>
-        <w:pStyle w:val="BlockText"/>
-      </w:pPr>
-      <w:r>
-        <w:rPr>
-          <w:rFonts w:hint="eastAsia" w:ascii="Times New Roman" w:hAnsi="Times New Roman" w:eastAsia="FangSong" w:cs="Times New Roman"/>
-        </w:rPr>
-        <w:t xml:space="preserve">答案见</w:t>
-      </w:r>
-      <w:r>
-        <w:rPr>
-          <w:rFonts w:ascii="Times New Roman" w:hAnsi="Times New Roman" w:eastAsia="Times New Roman" w:cs="Times New Roman"/>
-        </w:rPr>
-        <w:t xml:space="preserve"> </w:t>
-      </w:r>
-      <w:r>
-        <w:rPr>
-          <w:rFonts w:hint="eastAsia" w:ascii="Times New Roman" w:hAnsi="Times New Roman" w:eastAsia="Times New Roman" w:cs="Times New Roman"/>
-        </w:rPr>
-        <w:t>04-</w:t>
-      </w:r>
-      <w:r>
-        <w:rPr>
-          <w:rFonts w:hint="eastAsia" w:ascii="Times New Roman" w:hAnsi="Times New Roman" w:eastAsia="FangSong" w:cs="Times New Roman"/>
-        </w:rPr>
-        <w:t>题库</w:t>
-      </w:r>
-      <w:r>
-        <w:rPr>
-          <w:rFonts w:hint="eastAsia" w:ascii="Times New Roman" w:hAnsi="Times New Roman" w:eastAsia="Times New Roman" w:cs="Times New Roman"/>
-        </w:rPr>
-        <w:t>/</w:t>
-      </w:r>
-      <w:r>
-        <w:rPr>
-          <w:rFonts w:hint="eastAsia" w:ascii="Times New Roman" w:hAnsi="Times New Roman" w:eastAsia="FangSong" w:cs="Times New Roman"/>
-        </w:rPr>
-        <w:t>教材习题</w:t>
-      </w:r>
-      <w:r>
-        <w:rPr>
-          <w:rFonts w:hint="eastAsia" w:ascii="Times New Roman" w:hAnsi="Times New Roman" w:eastAsia="Times New Roman" w:cs="Times New Roman"/>
-        </w:rPr>
-        <w:t>/</w:t>
-      </w:r>
-      <w:r>
-        <w:rPr>
-          <w:rFonts w:hint="eastAsia" w:ascii="Times New Roman" w:hAnsi="Times New Roman" w:eastAsia="FangSong" w:cs="Times New Roman"/>
-        </w:rPr>
-        <w:t>化学竞赛初赛讲义</w:t>
-      </w:r>
-      <w:r>
-        <w:rPr>
-          <w:rFonts w:hint="eastAsia" w:ascii="Times New Roman" w:hAnsi="Times New Roman" w:eastAsia="Times New Roman" w:cs="Times New Roman"/>
-        </w:rPr>
-        <w:t>/</w:t>
-      </w:r>
-      <w:r>
-        <w:rPr>
-          <w:rFonts w:hint="eastAsia" w:ascii="Times New Roman" w:hAnsi="Times New Roman" w:eastAsia="FangSong" w:cs="Times New Roman"/>
-        </w:rPr>
-        <w:t>答案</w:t>
-      </w:r>
-      <w:r>
-        <w:rPr>
-          <w:rFonts w:hint="eastAsia" w:ascii="Times New Roman" w:hAnsi="Times New Roman" w:eastAsia="Times New Roman" w:cs="Times New Roman"/>
-        </w:rPr>
-        <w:t>/</w:t>
-      </w:r>
-      <w:r>
-        <w:rPr>
-          <w:rFonts w:hint="eastAsia" w:ascii="Times New Roman" w:hAnsi="Times New Roman" w:eastAsia="FangSong" w:cs="Times New Roman"/>
-        </w:rPr>
-        <w:t>第</w:t>
-      </w:r>
-      <w:r>
-        <w:rPr>
-          <w:rFonts w:hint="eastAsia" w:ascii="Times New Roman" w:hAnsi="Times New Roman" w:eastAsia="Times New Roman" w:cs="Times New Roman"/>
-        </w:rPr>
-        <w:t>7</w:t>
-      </w:r>
-      <w:r>
-        <w:rPr>
-          <w:rFonts w:hint="eastAsia" w:ascii="Times New Roman" w:hAnsi="Times New Roman" w:eastAsia="FangSong" w:cs="Times New Roman"/>
-        </w:rPr>
-        <w:t>讲</w:t>
-      </w:r>
-      <w:r>
-        <w:rPr>
-          <w:rFonts w:hint="eastAsia" w:ascii="Times New Roman" w:hAnsi="Times New Roman" w:eastAsia="Times New Roman" w:cs="Times New Roman"/>
-        </w:rPr>
-        <w:t>-</w:t>
-      </w:r>
-      <w:r>
-        <w:rPr>
-          <w:rFonts w:hint="eastAsia" w:ascii="Times New Roman" w:hAnsi="Times New Roman" w:eastAsia="FangSong" w:cs="Times New Roman"/>
-        </w:rPr>
-        <w:t>晶体结构</w:t>
-      </w:r>
-      <w:r>
-        <w:rPr>
-          <w:rFonts w:hint="eastAsia" w:ascii="Times New Roman" w:hAnsi="Times New Roman" w:eastAsia="Times New Roman" w:cs="Times New Roman"/>
-        </w:rPr>
-        <w:t>-</w:t>
-      </w:r>
-      <w:r>
-        <w:rPr>
-          <w:rFonts w:hint="eastAsia" w:ascii="Times New Roman" w:hAnsi="Times New Roman" w:eastAsia="FangSong" w:cs="Times New Roman"/>
-        </w:rPr>
-        <w:t>答案</w:t>
-      </w:r>
-    </w:p>
-    <w:p>
-      <w:pPr>
         <w:spacing w:before="160" w:after="80"/>
       </w:pPr>
       <w:r>
@@ -4474,7 +4247,7 @@
       </w:r>
     </w:p>
     <w:bookmarkEnd w:id="29"/>
-    <w:bookmarkStart w:id="30" w:name="第13题"/>
+    <w:bookmarkStart w:id="39" w:name="第13题"/>
     <w:p>
       <w:pPr>
         <w:pStyle w:val="Heading3"/>
@@ -4491,718 +4264,6 @@
           <w:rFonts w:hint="eastAsia" w:ascii="Times New Roman" w:hAnsi="Times New Roman" w:eastAsia="Times New Roman" w:cs="Times New Roman"/>
         </w:rPr>
         <w:t>13</w:t>
-      </w:r>
-      <w:r>
-        <w:rPr>
-          <w:rFonts w:hint="eastAsia" w:ascii="Times New Roman" w:hAnsi="Times New Roman" w:eastAsia="SimHei" w:cs="Times New Roman"/>
-        </w:rPr>
-        <w:t>题</w:t>
-      </w:r>
-    </w:p>
-    <w:p>
-      <w:pPr>
-        <w:pStyle w:val="FirstParagraph"/>
-      </w:pPr>
-      <w:r>
-        <w:rPr>
-          <w:rFonts w:hint="eastAsia" w:ascii="Times New Roman" w:hAnsi="Times New Roman" w:eastAsia="FangSong" w:cs="Times New Roman"/>
-          <w:b/>
-          <w:bCs/>
-        </w:rPr>
-        <w:t xml:space="preserve">题目</w:t>
-      </w:r>
-      <w:r>
-        <w:rPr>
-          <w:rFonts w:hint="eastAsia" w:ascii="Times New Roman" w:hAnsi="Times New Roman" w:eastAsia="Times New Roman" w:cs="Times New Roman"/>
-        </w:rPr>
-        <w:t xml:space="preserve">：</w:t>
-      </w:r>
-      <w:r>
-        <w:rPr>
-          <w:rFonts w:ascii="Times New Roman" w:hAnsi="Times New Roman" w:eastAsia="Times New Roman" w:cs="Times New Roman"/>
-        </w:rPr>
-        <w:t xml:space="preserve"> </w:t>
-      </w:r>
-      <w:r>
-        <w:rPr>
-          <w:rFonts w:hint="eastAsia" w:ascii="Times New Roman" w:hAnsi="Times New Roman" w:eastAsia="FangSong" w:cs="Times New Roman"/>
-        </w:rPr>
-        <w:t xml:space="preserve">确定下列</w:t>
-      </w:r>
-      <w:r>
-        <w:rPr>
-          <w:rFonts w:ascii="Times New Roman" w:hAnsi="Times New Roman" w:eastAsia="Times New Roman" w:cs="Times New Roman"/>
-        </w:rPr>
-        <w:t xml:space="preserve"> Lewis </w:t>
-      </w:r>
-      <w:r>
-        <w:rPr>
-          <w:rFonts w:hint="eastAsia" w:ascii="Times New Roman" w:hAnsi="Times New Roman" w:eastAsia="FangSong" w:cs="Times New Roman"/>
-        </w:rPr>
-        <w:t>碱的软硬</w:t>
-      </w:r>
-      <w:r>
-        <w:rPr>
-          <w:rFonts w:hint="eastAsia" w:ascii="Times New Roman" w:hAnsi="Times New Roman" w:eastAsia="Times New Roman" w:cs="Times New Roman"/>
-        </w:rPr>
-        <w:t>：</w:t>
-      </w:r>
-      <w:r>
-        <w:rPr>
-          <w:rFonts w:ascii="Times New Roman" w:hAnsi="Times New Roman" w:eastAsia="Times New Roman" w:cs="Times New Roman"/>
-        </w:rPr>
-        <w:t xml:space="preserve"> </w:t>
-      </w:r>
-      <m:oMath>
-        <m:r>
-          <m:t>O</m:t>
-        </m:r>
-        <m:sSup>
-          <m:e>
-            <m:r>
-              <m:t>H</m:t>
-            </m:r>
-          </m:e>
-          <m:sup>
-            <m:r>
-              <m:rPr>
-                <m:sty m:val="p"/>
-              </m:rPr>
-              <m:t>−</m:t>
-            </m:r>
-          </m:sup>
-        </m:sSup>
-      </m:oMath>
-      <w:r>
-        <w:rPr>
-          <w:rFonts w:ascii="Times New Roman" w:hAnsi="Times New Roman" w:eastAsia="Times New Roman" w:cs="Times New Roman"/>
-        </w:rPr>
-        <w:t xml:space="preserve"> </w:t>
-      </w:r>
-      <w:r>
-        <w:rPr>
-          <w:rFonts w:ascii="Times New Roman" w:hAnsi="Times New Roman" w:eastAsia="Times New Roman" w:cs="Times New Roman"/>
-        </w:rPr>
-        <w:t xml:space="preserve">、</w:t>
-      </w:r>
-      <w:r>
-        <w:rPr>
-          <w:rFonts w:ascii="Times New Roman" w:hAnsi="Times New Roman" w:eastAsia="Times New Roman" w:cs="Times New Roman"/>
-        </w:rPr>
-        <w:t xml:space="preserve"> </w:t>
-      </w:r>
-      <m:oMath>
-        <m:sSup>
-          <m:e>
-            <m:r>
-              <m:t>H</m:t>
-            </m:r>
-          </m:e>
-          <m:sup>
-            <m:r>
-              <m:rPr>
-                <m:sty m:val="p"/>
-              </m:rPr>
-              <m:t>−</m:t>
-            </m:r>
-          </m:sup>
-        </m:sSup>
-      </m:oMath>
-      <w:r>
-        <w:rPr>
-          <w:rFonts w:ascii="Times New Roman" w:hAnsi="Times New Roman" w:eastAsia="Times New Roman" w:cs="Times New Roman"/>
-        </w:rPr>
-        <w:t xml:space="preserve"> </w:t>
-      </w:r>
-      <w:r>
-        <w:rPr>
-          <w:rFonts w:ascii="Times New Roman" w:hAnsi="Times New Roman" w:eastAsia="Times New Roman" w:cs="Times New Roman"/>
-        </w:rPr>
-        <w:t xml:space="preserve">、</w:t>
-      </w:r>
-      <w:r>
-        <w:rPr>
-          <w:rFonts w:ascii="Times New Roman" w:hAnsi="Times New Roman" w:eastAsia="Times New Roman" w:cs="Times New Roman"/>
-        </w:rPr>
-        <w:t xml:space="preserve"> </w:t>
-      </w:r>
-      <m:oMath>
-        <m:r>
-          <m:t>R</m:t>
-        </m:r>
-        <m:sSup>
-          <m:e>
-            <m:r>
-              <m:t>O</m:t>
-            </m:r>
-          </m:e>
-          <m:sup>
-            <m:r>
-              <m:rPr>
-                <m:sty m:val="p"/>
-              </m:rPr>
-              <m:t>−</m:t>
-            </m:r>
-          </m:sup>
-        </m:sSup>
-      </m:oMath>
-      <w:r>
-        <w:rPr>
-          <w:rFonts w:ascii="Times New Roman" w:hAnsi="Times New Roman" w:eastAsia="Times New Roman" w:cs="Times New Roman"/>
-        </w:rPr>
-        <w:t xml:space="preserve"> </w:t>
-      </w:r>
-      <w:r>
-        <w:rPr>
-          <w:rFonts w:ascii="Times New Roman" w:hAnsi="Times New Roman" w:eastAsia="Times New Roman" w:cs="Times New Roman"/>
-        </w:rPr>
-        <w:t xml:space="preserve">、</w:t>
-      </w:r>
-      <w:r>
-        <w:rPr>
-          <w:rFonts w:ascii="Times New Roman" w:hAnsi="Times New Roman" w:eastAsia="Times New Roman" w:cs="Times New Roman"/>
-        </w:rPr>
-        <w:t xml:space="preserve"> </w:t>
-      </w:r>
-      <m:oMath>
-        <m:r>
-          <m:t>R</m:t>
-        </m:r>
-        <m:sSup>
-          <m:e>
-            <m:r>
-              <m:t>S</m:t>
-            </m:r>
-          </m:e>
-          <m:sup>
-            <m:r>
-              <m:rPr>
-                <m:sty m:val="p"/>
-              </m:rPr>
-              <m:t>−</m:t>
-            </m:r>
-          </m:sup>
-        </m:sSup>
-      </m:oMath>
-      <w:r>
-        <w:rPr>
-          <w:rFonts w:ascii="Times New Roman" w:hAnsi="Times New Roman" w:eastAsia="Times New Roman" w:cs="Times New Roman"/>
-        </w:rPr>
-        <w:t xml:space="preserve"> </w:t>
-      </w:r>
-      <w:r>
-        <w:rPr>
-          <w:rFonts w:ascii="Times New Roman" w:hAnsi="Times New Roman" w:eastAsia="Times New Roman" w:cs="Times New Roman"/>
-        </w:rPr>
-        <w:t xml:space="preserve">、</w:t>
-      </w:r>
-      <w:r>
-        <w:rPr>
-          <w:rFonts w:ascii="Times New Roman" w:hAnsi="Times New Roman" w:eastAsia="Times New Roman" w:cs="Times New Roman"/>
-        </w:rPr>
-        <w:t xml:space="preserve"> </w:t>
-      </w:r>
-      <m:oMath>
-        <m:sSup>
-          <m:e>
-            <m:r>
-              <m:t>F</m:t>
-            </m:r>
-          </m:e>
-          <m:sup>
-            <m:r>
-              <m:rPr>
-                <m:sty m:val="p"/>
-              </m:rPr>
-              <m:t>−</m:t>
-            </m:r>
-          </m:sup>
-        </m:sSup>
-      </m:oMath>
-      <w:r>
-        <w:rPr>
-          <w:rFonts w:ascii="Times New Roman" w:hAnsi="Times New Roman" w:eastAsia="Times New Roman" w:cs="Times New Roman"/>
-        </w:rPr>
-        <w:t xml:space="preserve"> </w:t>
-      </w:r>
-      <w:r>
-        <w:rPr>
-          <w:rFonts w:ascii="Times New Roman" w:hAnsi="Times New Roman" w:eastAsia="Times New Roman" w:cs="Times New Roman"/>
-        </w:rPr>
-        <w:t xml:space="preserve">、</w:t>
-      </w:r>
-      <w:r>
-        <w:rPr>
-          <w:rFonts w:ascii="Times New Roman" w:hAnsi="Times New Roman" w:eastAsia="Times New Roman" w:cs="Times New Roman"/>
-        </w:rPr>
-        <w:t xml:space="preserve"> </w:t>
-      </w:r>
-      <m:oMath>
-        <m:r>
-          <m:t>C</m:t>
-        </m:r>
-        <m:sSup>
-          <m:e>
-            <m:r>
-              <m:t>l</m:t>
-            </m:r>
-          </m:e>
-          <m:sup>
-            <m:r>
-              <m:rPr>
-                <m:sty m:val="p"/>
-              </m:rPr>
-              <m:t>−</m:t>
-            </m:r>
-          </m:sup>
-        </m:sSup>
-      </m:oMath>
-      <w:r>
-        <w:rPr>
-          <w:rFonts w:ascii="Times New Roman" w:hAnsi="Times New Roman" w:eastAsia="Times New Roman" w:cs="Times New Roman"/>
-        </w:rPr>
-        <w:t xml:space="preserve"> </w:t>
-      </w:r>
-      <w:r>
-        <w:rPr>
-          <w:rFonts w:ascii="Times New Roman" w:hAnsi="Times New Roman" w:eastAsia="Times New Roman" w:cs="Times New Roman"/>
-        </w:rPr>
-        <w:t xml:space="preserve">、</w:t>
-      </w:r>
-      <w:r>
-        <w:rPr>
-          <w:rFonts w:ascii="Times New Roman" w:hAnsi="Times New Roman" w:eastAsia="Times New Roman" w:cs="Times New Roman"/>
-        </w:rPr>
-        <w:t xml:space="preserve"> </w:t>
-      </w:r>
-      <m:oMath>
-        <m:sSup>
-          <m:e>
-            <m:r>
-              <m:t>I</m:t>
-            </m:r>
-          </m:e>
-          <m:sup>
-            <m:r>
-              <m:rPr>
-                <m:sty m:val="p"/>
-              </m:rPr>
-              <m:t>−</m:t>
-            </m:r>
-          </m:sup>
-        </m:sSup>
-      </m:oMath>
-      <w:r>
-        <w:rPr>
-          <w:rFonts w:ascii="Times New Roman" w:hAnsi="Times New Roman" w:eastAsia="Times New Roman" w:cs="Times New Roman"/>
-        </w:rPr>
-        <w:t xml:space="preserve"> </w:t>
-      </w:r>
-      <w:r>
-        <w:rPr>
-          <w:rFonts w:ascii="Times New Roman" w:hAnsi="Times New Roman" w:eastAsia="Times New Roman" w:cs="Times New Roman"/>
-        </w:rPr>
-        <w:t xml:space="preserve">、</w:t>
-      </w:r>
-      <w:r>
-        <w:rPr>
-          <w:rFonts w:ascii="Times New Roman" w:hAnsi="Times New Roman" w:eastAsia="Times New Roman" w:cs="Times New Roman"/>
-        </w:rPr>
-        <w:t xml:space="preserve"> </w:t>
-      </w:r>
-      <m:oMath>
-        <m:r>
-          <m:t>N</m:t>
-        </m:r>
-        <m:sSub>
-          <m:e>
-            <m:r>
-              <m:t>H</m:t>
-            </m:r>
-          </m:e>
-          <m:sub>
-            <m:r>
-              <m:t>3</m:t>
-            </m:r>
-          </m:sub>
-        </m:sSub>
-      </m:oMath>
-      <w:r>
-        <w:rPr>
-          <w:rFonts w:ascii="Times New Roman" w:hAnsi="Times New Roman" w:eastAsia="Times New Roman" w:cs="Times New Roman"/>
-        </w:rPr>
-        <w:t xml:space="preserve"> </w:t>
-      </w:r>
-      <w:r>
-        <w:rPr>
-          <w:rFonts w:ascii="Times New Roman" w:hAnsi="Times New Roman" w:eastAsia="Times New Roman" w:cs="Times New Roman"/>
-        </w:rPr>
-        <w:t xml:space="preserve">、</w:t>
-      </w:r>
-      <w:r>
-        <w:rPr>
-          <w:rFonts w:ascii="Times New Roman" w:hAnsi="Times New Roman" w:eastAsia="Times New Roman" w:cs="Times New Roman"/>
-        </w:rPr>
-        <w:t xml:space="preserve"> </w:t>
-      </w:r>
-      <m:oMath>
-        <m:r>
-          <m:t>P</m:t>
-        </m:r>
-        <m:sSub>
-          <m:e>
-            <m:r>
-              <m:t>R</m:t>
-            </m:r>
-          </m:e>
-          <m:sub>
-            <m:r>
-              <m:t>3</m:t>
-            </m:r>
-          </m:sub>
-        </m:sSub>
-      </m:oMath>
-      <w:r>
-        <w:rPr>
-          <w:rFonts w:ascii="Times New Roman" w:hAnsi="Times New Roman" w:eastAsia="Times New Roman" w:cs="Times New Roman"/>
-        </w:rPr>
-        <w:t xml:space="preserve"> </w:t>
-      </w:r>
-      <w:r>
-        <w:rPr>
-          <w:rFonts w:ascii="Times New Roman" w:hAnsi="Times New Roman" w:eastAsia="Times New Roman" w:cs="Times New Roman"/>
-        </w:rPr>
-        <w:t xml:space="preserve">、</w:t>
-      </w:r>
-      <w:r>
-        <w:rPr>
-          <w:rFonts w:ascii="Times New Roman" w:hAnsi="Times New Roman" w:eastAsia="Times New Roman" w:cs="Times New Roman"/>
-        </w:rPr>
-        <w:t xml:space="preserve"> </w:t>
-      </w:r>
-      <m:oMath>
-        <m:oMathPr>
-          <m:ctrlPr>
-            <w:rPr>
-              <w:sz w:val="28"/>
-              <w:szCs w:val="28"/>
-            </w:rPr>
-          </m:ctrlPr>
-        </m:oMathPr>
-        <m:r>
-          <m:t>C</m:t>
-        </m:r>
-        <m:sSub>
-          <m:e>
-            <m:r>
-              <m:t>H</m:t>
-            </m:r>
-          </m:e>
-          <m:sub>
-            <m:r>
-              <m:t>3</m:t>
-            </m:r>
-          </m:sub>
-        </m:sSub>
-        <m:r>
-          <m:t>C</m:t>
-        </m:r>
-        <m:r>
-          <m:t>O</m:t>
-        </m:r>
-        <m:sSup>
-          <m:e>
-            <m:r>
-              <m:t>O</m:t>
-            </m:r>
-          </m:e>
-          <m:sup>
-            <m:r>
-              <m:rPr>
-                <m:sty m:val="p"/>
-              </m:rPr>
-              <m:t>−</m:t>
-            </m:r>
-          </m:sup>
-        </m:sSup>
-      </m:oMath>
-      <w:r>
-        <w:rPr>
-          <w:rFonts w:ascii="Times New Roman" w:hAnsi="Times New Roman" w:eastAsia="Times New Roman" w:cs="Times New Roman"/>
-        </w:rPr>
-        <w:t xml:space="preserve"> </w:t>
-      </w:r>
-      <w:r>
-        <w:rPr>
-          <w:rFonts w:hint="eastAsia" w:ascii="Times New Roman" w:hAnsi="Times New Roman" w:eastAsia="Times New Roman" w:cs="Times New Roman"/>
-        </w:rPr>
-        <w:t xml:space="preserve">，</w:t>
-      </w:r>
-      <w:r>
-        <w:rPr>
-          <w:rFonts w:ascii="Times New Roman" w:hAnsi="Times New Roman" w:eastAsia="Times New Roman" w:cs="Times New Roman"/>
-        </w:rPr>
-        <w:t xml:space="preserve"> </w:t>
-      </w:r>
-      <m:oMath>
-        <m:r>
-          <m:t>S</m:t>
-        </m:r>
-        <m:r>
-          <m:t>C</m:t>
-        </m:r>
-        <m:sSup>
-          <m:e>
-            <m:r>
-              <m:t>N</m:t>
-            </m:r>
-          </m:e>
-          <m:sup>
-            <m:r>
-              <m:rPr>
-                <m:sty m:val="p"/>
-              </m:rPr>
-              <m:t>−</m:t>
-            </m:r>
-          </m:sup>
-        </m:sSup>
-      </m:oMath>
-      <w:r>
-        <w:rPr>
-          <w:rFonts w:ascii="Times New Roman" w:hAnsi="Times New Roman" w:eastAsia="Times New Roman" w:cs="Times New Roman"/>
-        </w:rPr>
-        <w:t xml:space="preserve"> </w:t>
-      </w:r>
-      <w:r>
-        <w:rPr>
-          <w:rFonts w:ascii="Times New Roman" w:hAnsi="Times New Roman" w:eastAsia="Times New Roman" w:cs="Times New Roman"/>
-        </w:rPr>
-        <w:t xml:space="preserve">、</w:t>
-      </w:r>
-      <w:r>
-        <w:rPr>
-          <w:rFonts w:ascii="Times New Roman" w:hAnsi="Times New Roman" w:eastAsia="Times New Roman" w:cs="Times New Roman"/>
-        </w:rPr>
-        <w:t xml:space="preserve"> </w:t>
-      </w:r>
-      <m:oMath>
-        <m:r>
-          <m:t>C</m:t>
-        </m:r>
-        <m:sSubSup>
-          <m:e>
-            <m:r>
-              <m:t>O</m:t>
-            </m:r>
-          </m:e>
-          <m:sub>
-            <m:r>
-              <m:t>3</m:t>
-            </m:r>
-          </m:sub>
-          <m:sup>
-            <m:r>
-              <m:t>2</m:t>
-            </m:r>
-            <m:r>
-              <m:rPr>
-                <m:sty m:val="p"/>
-              </m:rPr>
-              <m:t>−</m:t>
-            </m:r>
-          </m:sup>
-        </m:sSubSup>
-      </m:oMath>
-      <w:r>
-        <w:rPr>
-          <w:rFonts w:ascii="Times New Roman" w:hAnsi="Times New Roman" w:eastAsia="Times New Roman" w:cs="Times New Roman"/>
-        </w:rPr>
-        <w:t xml:space="preserve"> </w:t>
-      </w:r>
-      <w:r>
-        <w:rPr>
-          <w:rFonts w:ascii="Times New Roman" w:hAnsi="Times New Roman" w:eastAsia="Times New Roman" w:cs="Times New Roman"/>
-        </w:rPr>
-        <w:t xml:space="preserve">、CO、</w:t>
-      </w:r>
-      <w:r>
-        <w:rPr>
-          <w:rFonts w:ascii="Times New Roman" w:hAnsi="Times New Roman" w:eastAsia="Times New Roman" w:cs="Times New Roman"/>
-        </w:rPr>
-        <w:t xml:space="preserve"> </w:t>
-      </w:r>
-      <m:oMath>
-        <m:sSub>
-          <m:e>
-            <m:r>
-              <m:t>N</m:t>
-            </m:r>
-          </m:e>
-          <m:sub>
-            <m:r>
-              <m:t>2</m:t>
-            </m:r>
-          </m:sub>
-        </m:sSub>
-        <m:sSub>
-          <m:e>
-            <m:r>
-              <m:t>H</m:t>
-            </m:r>
-          </m:e>
-          <m:sub>
-            <m:r>
-              <m:t>4</m:t>
-            </m:r>
-          </m:sub>
-        </m:sSub>
-      </m:oMath>
-      <w:r>
-        <w:rPr>
-          <w:rFonts w:ascii="Times New Roman" w:hAnsi="Times New Roman" w:eastAsia="Times New Roman" w:cs="Times New Roman"/>
-        </w:rPr>
-        <w:t xml:space="preserve"> </w:t>
-      </w:r>
-      <w:r>
-        <w:rPr>
-          <w:rFonts w:ascii="Times New Roman" w:hAnsi="Times New Roman" w:eastAsia="Times New Roman" w:cs="Times New Roman"/>
-        </w:rPr>
-        <w:t xml:space="preserve">、</w:t>
-      </w:r>
-      <w:r>
-        <w:rPr>
-          <w:rFonts w:ascii="Times New Roman" w:hAnsi="Times New Roman" w:eastAsia="Times New Roman" w:cs="Times New Roman"/>
-        </w:rPr>
-        <w:t xml:space="preserve"> </w:t>
-      </w:r>
-      <m:oMath>
-        <m:sSub>
-          <m:e>
-            <m:r>
-              <m:t>C</m:t>
-            </m:r>
-          </m:e>
-          <m:sub>
-            <m:r>
-              <m:t>6</m:t>
-            </m:r>
-          </m:sub>
-        </m:sSub>
-        <m:sSub>
-          <m:e>
-            <m:r>
-              <m:t>H</m:t>
-            </m:r>
-          </m:e>
-          <m:sub>
-            <m:r>
-              <m:t>6</m:t>
-            </m:r>
-          </m:sub>
-        </m:sSub>
-      </m:oMath>
-      <w:r>
-        <w:rPr>
-          <w:rFonts w:ascii="Times New Roman" w:hAnsi="Times New Roman" w:eastAsia="Times New Roman" w:cs="Times New Roman"/>
-        </w:rPr>
-        <w:t xml:space="preserve"> </w:t>
-      </w:r>
-      <w:r>
-        <w:rPr>
-          <w:rFonts w:ascii="Times New Roman" w:hAnsi="Times New Roman" w:eastAsia="Times New Roman" w:cs="Times New Roman"/>
-        </w:rPr>
-        <w:t xml:space="preserve">。</w:t>
-      </w:r>
-    </w:p>
-    <w:p>
-      <w:pPr>
-        <w:pStyle w:val="BodyText"/>
-      </w:pPr>
-      <w:r>
-        <w:rPr>
-          <w:rFonts w:hint="eastAsia" w:ascii="Times New Roman" w:hAnsi="Times New Roman" w:eastAsia="FangSong" w:cs="Times New Roman"/>
-          <w:b/>
-          <w:bCs/>
-        </w:rPr>
-        <w:t xml:space="preserve">来源</w:t>
-      </w:r>
-      <w:r>
-        <w:rPr>
-          <w:rFonts w:hint="eastAsia" w:ascii="Times New Roman" w:hAnsi="Times New Roman" w:eastAsia="Times New Roman" w:cs="Times New Roman"/>
-        </w:rPr>
-        <w:t>：</w:t>
-      </w:r>
-      <w:r>
-        <w:rPr>
-          <w:rFonts w:hint="eastAsia" w:ascii="Times New Roman" w:hAnsi="Times New Roman" w:eastAsia="FangSong" w:cs="Times New Roman"/>
-        </w:rPr>
-        <w:t>化学竞赛初赛讲义</w:t>
-      </w:r>
-      <w:r>
-        <w:rPr>
-          <w:rFonts w:ascii="Times New Roman" w:hAnsi="Times New Roman" w:eastAsia="Times New Roman" w:cs="Times New Roman"/>
-        </w:rPr>
-        <w:t xml:space="preserve"> </w:t>
-      </w:r>
-      <w:r>
-        <w:rPr>
-          <w:rFonts w:hint="eastAsia" w:ascii="Times New Roman" w:hAnsi="Times New Roman" w:eastAsia="FangSong" w:cs="Times New Roman"/>
-        </w:rPr>
-        <w:t>第</w:t>
-      </w:r>
-      <w:r>
-        <w:rPr>
-          <w:rFonts w:hint="eastAsia" w:ascii="Times New Roman" w:hAnsi="Times New Roman" w:eastAsia="Times New Roman" w:cs="Times New Roman"/>
-        </w:rPr>
-        <w:t>4</w:t>
-      </w:r>
-      <w:r>
-        <w:rPr>
-          <w:rFonts w:hint="eastAsia" w:ascii="Times New Roman" w:hAnsi="Times New Roman" w:eastAsia="FangSong" w:cs="Times New Roman"/>
-        </w:rPr>
-        <w:t>讲</w:t>
-      </w:r>
-      <w:r>
-        <w:rPr>
-          <w:rFonts w:ascii="Times New Roman" w:hAnsi="Times New Roman" w:eastAsia="Times New Roman" w:cs="Times New Roman"/>
-        </w:rPr>
-        <w:t xml:space="preserve"> §4.1.3 </w:t>
-      </w:r>
-      <w:r>
-        <w:rPr>
-          <w:rFonts w:hint="eastAsia" w:ascii="Times New Roman" w:hAnsi="Times New Roman" w:eastAsia="FangSong" w:cs="Times New Roman"/>
-        </w:rPr>
-        <w:t xml:space="preserve">习题</w:t>
-      </w:r>
-    </w:p>
-    <w:p>
-      <w:pPr>
-        <w:spacing w:before="160" w:after="80"/>
-      </w:pPr>
-      <w:r>
-        <w:pict>
-          <v:rect style="width:0;height:1.5pt" o:hralign="center" o:hrstd="t" o:hr="t"/>
-        </w:pict>
-      </w:r>
-    </w:p>
-    <w:bookmarkEnd w:id="30"/>
-    <w:bookmarkStart w:id="40" w:name="第14题"/>
-    <w:p>
-      <w:pPr>
-        <w:pStyle w:val="Heading3"/>
-        <w:spacing w:before="280" w:after="120"/>
-      </w:pPr>
-      <w:r>
-        <w:rPr>
-          <w:rFonts w:hint="eastAsia" w:ascii="Times New Roman" w:hAnsi="Times New Roman" w:eastAsia="SimHei" w:cs="Times New Roman"/>
-        </w:rPr>
-        <w:t>第</w:t>
-      </w:r>
-      <w:r>
-        <w:rPr>
-          <w:rFonts w:hint="eastAsia" w:ascii="Times New Roman" w:hAnsi="Times New Roman" w:eastAsia="Times New Roman" w:cs="Times New Roman"/>
-        </w:rPr>
-        <w:t>14</w:t>
       </w:r>
       <w:r>
         <w:rPr>
@@ -5225,18 +4286,18 @@
           <wp:inline>
             <wp:extent cx="3240000" cy="3149686"/>
             <wp:effectExtent b="0" l="0" r="0" t="0"/>
-            <wp:docPr descr="" title="" id="32" name="Picture"/>
+            <wp:docPr descr="" title="" id="31" name="Picture"/>
             <a:graphic>
               <a:graphicData uri="http://schemas.openxmlformats.org/drawingml/2006/picture">
                 <pic:pic>
                   <pic:nvPicPr>
-                    <pic:cNvPr descr="dbd84cbe343ede0b504e3f7d8c81b27fa9cc489941544ba32bb53487300a7d07.jpg" id="33" name="Picture"/>
+                    <pic:cNvPr descr="dbd84cbe343ede0b504e3f7d8c81b27fa9cc489941544ba32bb53487300a7d07.jpg" id="32" name="Picture"/>
                     <pic:cNvPicPr>
                       <a:picLocks noChangeArrowheads="1" noChangeAspect="1"/>
                     </pic:cNvPicPr>
                   </pic:nvPicPr>
                   <pic:blipFill>
-                    <a:blip r:embed="rId31"/>
+                    <a:blip r:embed="rId30"/>
                     <a:stretch>
                       <a:fillRect/>
                     </a:stretch>
@@ -5277,18 +4338,18 @@
           <wp:inline>
             <wp:extent cx="3240000" cy="3463043"/>
             <wp:effectExtent b="0" l="0" r="0" t="0"/>
-            <wp:docPr descr="" title="" id="35" name="Picture"/>
+            <wp:docPr descr="" title="" id="34" name="Picture"/>
             <a:graphic>
               <a:graphicData uri="http://schemas.openxmlformats.org/drawingml/2006/picture">
                 <pic:pic>
                   <pic:nvPicPr>
-                    <pic:cNvPr descr="3ae2633502a55fdbae73ead6d4061d9e85065b017fcefbbce705d8080f865342.jpg" id="36" name="Picture"/>
+                    <pic:cNvPr descr="3ae2633502a55fdbae73ead6d4061d9e85065b017fcefbbce705d8080f865342.jpg" id="35" name="Picture"/>
                     <pic:cNvPicPr>
                       <a:picLocks noChangeArrowheads="1" noChangeAspect="1"/>
                     </pic:cNvPicPr>
                   </pic:nvPicPr>
                   <pic:blipFill>
-                    <a:blip r:embed="rId34"/>
+                    <a:blip r:embed="rId33"/>
                     <a:stretch>
                       <a:fillRect/>
                     </a:stretch>
@@ -5329,18 +4390,18 @@
           <wp:inline>
             <wp:extent cx="3240000" cy="3307735"/>
             <wp:effectExtent b="0" l="0" r="0" t="0"/>
-            <wp:docPr descr="" title="" id="38" name="Picture"/>
+            <wp:docPr descr="" title="" id="37" name="Picture"/>
             <a:graphic>
               <a:graphicData uri="http://schemas.openxmlformats.org/drawingml/2006/picture">
                 <pic:pic>
                   <pic:nvPicPr>
-                    <pic:cNvPr descr="ecd86b05439d0604b56c83f73d5c611c04bb16653d1b2cdb902c310674c2a17a.jpg" id="39" name="Picture"/>
+                    <pic:cNvPr descr="ecd86b05439d0604b56c83f73d5c611c04bb16653d1b2cdb902c310674c2a17a.jpg" id="38" name="Picture"/>
                     <pic:cNvPicPr>
                       <a:picLocks noChangeArrowheads="1" noChangeAspect="1"/>
                     </pic:cNvPicPr>
                   </pic:nvPicPr>
                   <pic:blipFill>
-                    <a:blip r:embed="rId37"/>
+                    <a:blip r:embed="rId36"/>
                     <a:stretch>
                       <a:fillRect/>
                     </a:stretch>
@@ -5718,119 +4779,6 @@
     </w:p>
     <w:p>
       <w:pPr>
-        <w:pStyle w:val="BlockText"/>
-      </w:pPr>
-      <w:r>
-        <w:rPr>
-          <w:rFonts w:hint="eastAsia" w:ascii="Times New Roman" w:hAnsi="Times New Roman" w:eastAsia="FangSong" w:cs="Times New Roman"/>
-        </w:rPr>
-        <w:t xml:space="preserve">答案见</w:t>
-      </w:r>
-      <w:r>
-        <w:rPr>
-          <w:rFonts w:ascii="Times New Roman" w:hAnsi="Times New Roman" w:eastAsia="Times New Roman" w:cs="Times New Roman"/>
-        </w:rPr>
-        <w:t xml:space="preserve"> </w:t>
-      </w:r>
-      <w:r>
-        <w:rPr>
-          <w:rFonts w:hint="eastAsia" w:ascii="Times New Roman" w:hAnsi="Times New Roman" w:eastAsia="Times New Roman" w:cs="Times New Roman"/>
-        </w:rPr>
-        <w:t>04-</w:t>
-      </w:r>
-      <w:r>
-        <w:rPr>
-          <w:rFonts w:hint="eastAsia" w:ascii="Times New Roman" w:hAnsi="Times New Roman" w:eastAsia="FangSong" w:cs="Times New Roman"/>
-        </w:rPr>
-        <w:t>题库</w:t>
-      </w:r>
-      <w:r>
-        <w:rPr>
-          <w:rFonts w:hint="eastAsia" w:ascii="Times New Roman" w:hAnsi="Times New Roman" w:eastAsia="Times New Roman" w:cs="Times New Roman"/>
-        </w:rPr>
-        <w:t>/</w:t>
-      </w:r>
-      <w:r>
-        <w:rPr>
-          <w:rFonts w:hint="eastAsia" w:ascii="Times New Roman" w:hAnsi="Times New Roman" w:eastAsia="FangSong" w:cs="Times New Roman"/>
-        </w:rPr>
-        <w:t>教材习题</w:t>
-      </w:r>
-      <w:r>
-        <w:rPr>
-          <w:rFonts w:hint="eastAsia" w:ascii="Times New Roman" w:hAnsi="Times New Roman" w:eastAsia="Times New Roman" w:cs="Times New Roman"/>
-        </w:rPr>
-        <w:t>/</w:t>
-      </w:r>
-      <w:r>
-        <w:rPr>
-          <w:rFonts w:hint="eastAsia" w:ascii="Times New Roman" w:hAnsi="Times New Roman" w:eastAsia="FangSong" w:cs="Times New Roman"/>
-        </w:rPr>
-        <w:t>化学竞赛初赛讲义</w:t>
-      </w:r>
-      <w:r>
-        <w:rPr>
-          <w:rFonts w:hint="eastAsia" w:ascii="Times New Roman" w:hAnsi="Times New Roman" w:eastAsia="Times New Roman" w:cs="Times New Roman"/>
-        </w:rPr>
-        <w:t>/</w:t>
-      </w:r>
-      <w:r>
-        <w:rPr>
-          <w:rFonts w:hint="eastAsia" w:ascii="Times New Roman" w:hAnsi="Times New Roman" w:eastAsia="FangSong" w:cs="Times New Roman"/>
-        </w:rPr>
-        <w:t>答案</w:t>
-      </w:r>
-      <w:r>
-        <w:rPr>
-          <w:rFonts w:hint="eastAsia" w:ascii="Times New Roman" w:hAnsi="Times New Roman" w:eastAsia="Times New Roman" w:cs="Times New Roman"/>
-        </w:rPr>
-        <w:t>/</w:t>
-      </w:r>
-      <w:r>
-        <w:rPr>
-          <w:rFonts w:hint="eastAsia" w:ascii="Times New Roman" w:hAnsi="Times New Roman" w:eastAsia="FangSong" w:cs="Times New Roman"/>
-        </w:rPr>
-        <w:t>第</w:t>
-      </w:r>
-      <w:r>
-        <w:rPr>
-          <w:rFonts w:hint="eastAsia" w:ascii="Times New Roman" w:hAnsi="Times New Roman" w:eastAsia="Times New Roman" w:cs="Times New Roman"/>
-        </w:rPr>
-        <w:t>4</w:t>
-      </w:r>
-      <w:r>
-        <w:rPr>
-          <w:rFonts w:hint="eastAsia" w:ascii="Times New Roman" w:hAnsi="Times New Roman" w:eastAsia="FangSong" w:cs="Times New Roman"/>
-        </w:rPr>
-        <w:t>讲</w:t>
-      </w:r>
-      <w:r>
-        <w:rPr>
-          <w:rFonts w:hint="eastAsia" w:ascii="Times New Roman" w:hAnsi="Times New Roman" w:eastAsia="Times New Roman" w:cs="Times New Roman"/>
-        </w:rPr>
-        <w:t>-</w:t>
-      </w:r>
-      <w:r>
-        <w:rPr>
-          <w:rFonts w:hint="eastAsia" w:ascii="Times New Roman" w:hAnsi="Times New Roman" w:eastAsia="FangSong" w:cs="Times New Roman"/>
-        </w:rPr>
-        <w:t>配合物</w:t>
-      </w:r>
-      <w:r>
-        <w:rPr>
-          <w:rFonts w:hint="eastAsia" w:ascii="Times New Roman" w:hAnsi="Times New Roman" w:eastAsia="Times New Roman" w:cs="Times New Roman"/>
-        </w:rPr>
-        <w:t>-</w:t>
-      </w:r>
-      <w:r>
-        <w:rPr>
-          <w:rFonts w:hint="eastAsia" w:ascii="Times New Roman" w:hAnsi="Times New Roman" w:eastAsia="FangSong" w:cs="Times New Roman"/>
-        </w:rPr>
-        <w:t>答案</w:t>
-      </w:r>
-    </w:p>
-    <w:p>
-      <w:pPr>
         <w:spacing w:before="160" w:after="80"/>
       </w:pPr>
       <w:r>
@@ -5839,8 +4787,8 @@
         </w:pict>
       </w:r>
     </w:p>
-    <w:bookmarkEnd w:id="40"/>
-    <w:bookmarkStart w:id="41" w:name="第15题"/>
+    <w:bookmarkEnd w:id="39"/>
+    <w:bookmarkStart w:id="40" w:name="第14题"/>
     <w:p>
       <w:pPr>
         <w:pStyle w:val="Heading3"/>
@@ -5856,7 +4804,7 @@
         <w:rPr>
           <w:rFonts w:hint="eastAsia" w:ascii="Times New Roman" w:hAnsi="Times New Roman" w:eastAsia="Times New Roman" w:cs="Times New Roman"/>
         </w:rPr>
-        <w:t>15</w:t>
+        <w:t>14</w:t>
       </w:r>
       <w:r>
         <w:rPr>
@@ -6199,8 +5147,8 @@
         </w:pict>
       </w:r>
     </w:p>
-    <w:bookmarkEnd w:id="41"/>
-    <w:bookmarkStart w:id="42" w:name="第16题"/>
+    <w:bookmarkEnd w:id="40"/>
+    <w:bookmarkStart w:id="41" w:name="第15题"/>
     <w:p>
       <w:pPr>
         <w:pStyle w:val="Heading3"/>
@@ -6216,7 +5164,7 @@
         <w:rPr>
           <w:rFonts w:hint="eastAsia" w:ascii="Times New Roman" w:hAnsi="Times New Roman" w:eastAsia="Times New Roman" w:cs="Times New Roman"/>
         </w:rPr>
-        <w:t>16</w:t>
+        <w:t>15</w:t>
       </w:r>
       <w:r>
         <w:rPr>
@@ -7105,8 +6053,8 @@
         </w:pict>
       </w:r>
     </w:p>
-    <w:bookmarkEnd w:id="42"/>
-    <w:bookmarkStart w:id="46" w:name="第17题"/>
+    <w:bookmarkEnd w:id="41"/>
+    <w:bookmarkStart w:id="48" w:name="第16题"/>
     <w:p>
       <w:pPr>
         <w:pStyle w:val="Heading3"/>
@@ -7122,7 +6070,7 @@
         <w:rPr>
           <w:rFonts w:hint="eastAsia" w:ascii="Times New Roman" w:hAnsi="Times New Roman" w:eastAsia="Times New Roman" w:cs="Times New Roman"/>
         </w:rPr>
-        <w:t>17</w:t>
+        <w:t>16</w:t>
       </w:r>
       <w:r>
         <w:rPr>
@@ -7133,291 +6081,7 @@
     </w:p>
     <w:p>
       <w:pPr>
-        <w:spacing w:before="160" w:after="80"/>
-      </w:pPr>
-      <w:r>
-        <w:pict>
-          <v:rect style="width:0;height:1.5pt" o:hralign="center" o:hrstd="t" o:hr="t"/>
-        </w:pict>
-      </w:r>
-    </w:p>
-    <w:p>
-      <w:pPr>
         <w:pStyle w:val="FirstParagraph"/>
-      </w:pPr>
-      <w:r>
-        <w:rPr>
-          <w:rFonts w:ascii="Times New Roman" w:hAnsi="Times New Roman" w:eastAsia="Times New Roman" w:cs="Times New Roman"/>
-          <w:b/>
-          <w:bCs/>
-        </w:rPr>
-        <w:t xml:space="preserve">·</w:t>
-      </w:r>
-      <w:r>
-        <w:rPr>
-          <w:rFonts w:ascii="Times New Roman" w:hAnsi="Times New Roman" w:eastAsia="Times New Roman" w:cs="Times New Roman"/>
-        </w:rPr>
-        <w:t xml:space="preserve"> </w:t>
-      </w:r>
-      <w:r>
-        <w:rPr>
-          <w:rFonts w:hint="eastAsia" w:ascii="Times New Roman" w:hAnsi="Times New Roman" w:eastAsia="FangSong" w:cs="Times New Roman"/>
-        </w:rPr>
-        <w:t xml:space="preserve">题目</w:t>
-      </w:r>
-    </w:p>
-    <w:p>
-      <w:pPr>
-        <w:pStyle w:val="BodyText"/>
-      </w:pPr>
-      <w:r>
-        <w:rPr>
-          <w:rFonts w:hint="eastAsia" w:ascii="Times New Roman" w:hAnsi="Times New Roman" w:eastAsia="FangSong" w:cs="Times New Roman"/>
-        </w:rPr>
-        <w:t>回环</w:t>
-      </w:r>
-      <w:r>
-        <w:rPr>
-          <w:rFonts w:hint="eastAsia" w:ascii="Times New Roman" w:hAnsi="Times New Roman" w:eastAsia="Times New Roman" w:cs="Times New Roman"/>
-        </w:rPr>
-        <w:t>(Palindromic)</w:t>
-      </w:r>
-      <w:r>
-        <w:rPr>
-          <w:rFonts w:hint="eastAsia" w:ascii="Times New Roman" w:hAnsi="Times New Roman" w:eastAsia="FangSong" w:cs="Times New Roman"/>
-        </w:rPr>
-        <w:t>序列是</w:t>
-      </w:r>
-      <w:r>
-        <w:rPr>
-          <w:rFonts w:hint="eastAsia" w:ascii="Times New Roman" w:hAnsi="Times New Roman" w:eastAsia="Times New Roman" w:cs="Times New Roman"/>
-        </w:rPr>
-        <w:t>DNA</w:t>
-      </w:r>
-      <w:r>
-        <w:rPr>
-          <w:rFonts w:hint="eastAsia" w:ascii="Times New Roman" w:hAnsi="Times New Roman" w:eastAsia="FangSong" w:cs="Times New Roman"/>
-        </w:rPr>
-        <w:t>的一种有趣特征</w:t>
-      </w:r>
-      <w:r>
-        <w:rPr>
-          <w:rFonts w:hint="eastAsia" w:ascii="Times New Roman" w:hAnsi="Times New Roman" w:eastAsia="Times New Roman" w:cs="Times New Roman"/>
-        </w:rPr>
-        <w:t>。</w:t>
-      </w:r>
-      <w:r>
-        <w:rPr>
-          <w:rFonts w:hint="eastAsia" w:ascii="Times New Roman" w:hAnsi="Times New Roman" w:eastAsia="FangSong" w:cs="Times New Roman"/>
-        </w:rPr>
-        <w:t>在一个双链</w:t>
-      </w:r>
-      <w:r>
-        <w:rPr>
-          <w:rFonts w:hint="eastAsia" w:ascii="Times New Roman" w:hAnsi="Times New Roman" w:eastAsia="Times New Roman" w:cs="Times New Roman"/>
-        </w:rPr>
-        <w:t>DNA(dsDNA)</w:t>
-      </w:r>
-      <w:r>
-        <w:rPr>
-          <w:rFonts w:hint="eastAsia" w:ascii="Times New Roman" w:hAnsi="Times New Roman" w:eastAsia="FangSong" w:cs="Times New Roman"/>
-        </w:rPr>
-        <w:t>物种中</w:t>
-      </w:r>
-      <w:r>
-        <w:rPr>
-          <w:rFonts w:hint="eastAsia" w:ascii="Times New Roman" w:hAnsi="Times New Roman" w:eastAsia="Times New Roman" w:cs="Times New Roman"/>
-        </w:rPr>
-        <w:t>，</w:t>
-      </w:r>
-      <w:r>
-        <w:rPr>
-          <w:rFonts w:hint="eastAsia" w:ascii="Times New Roman" w:hAnsi="Times New Roman" w:eastAsia="FangSong" w:cs="Times New Roman"/>
-        </w:rPr>
-        <w:t>一条沿</w:t>
-      </w:r>
-      <w:r>
-        <w:rPr>
-          <w:rFonts w:ascii="Times New Roman" w:hAnsi="Times New Roman" w:eastAsia="Times New Roman" w:cs="Times New Roman"/>
-        </w:rPr>
-        <w:t xml:space="preserve"> </w:t>
-      </w:r>
-      <m:oMath>
-        <m:sSup>
-          <m:e>
-            <m:r>
-              <m:t>5</m:t>
-            </m:r>
-          </m:e>
-          <m:sup>
-            <m:r>
-              <m:rPr>
-                <m:sty m:val="p"/>
-              </m:rPr>
-              <m:t>′</m:t>
-            </m:r>
-          </m:sup>
-        </m:sSup>
-        <m:r>
-          <m:rPr>
-            <m:sty m:val="p"/>
-          </m:rPr>
-          <m:t>→</m:t>
-        </m:r>
-        <m:sSup>
-          <m:e>
-            <m:r>
-              <m:t>3</m:t>
-            </m:r>
-          </m:e>
-          <m:sup>
-            <m:r>
-              <m:rPr>
-                <m:sty m:val="p"/>
-              </m:rPr>
-              <m:t>′</m:t>
-            </m:r>
-          </m:sup>
-        </m:sSup>
-      </m:oMath>
-      <w:r>
-        <w:rPr>
-          <w:rFonts w:ascii="Times New Roman" w:hAnsi="Times New Roman" w:eastAsia="Times New Roman" w:cs="Times New Roman"/>
-        </w:rPr>
-        <w:t xml:space="preserve"> </w:t>
-      </w:r>
-      <w:r>
-        <w:rPr>
-          <w:rFonts w:hint="eastAsia" w:ascii="Times New Roman" w:hAnsi="Times New Roman" w:eastAsia="FangSong" w:cs="Times New Roman"/>
-        </w:rPr>
-        <w:t xml:space="preserve">方向的链与另一条沿</w:t>
-      </w:r>
-      <w:r>
-        <w:rPr>
-          <w:rFonts w:ascii="Times New Roman" w:hAnsi="Times New Roman" w:eastAsia="Times New Roman" w:cs="Times New Roman"/>
-        </w:rPr>
-        <w:t xml:space="preserve"> </w:t>
-      </w:r>
-      <m:oMath>
-        <m:sSup>
-          <m:e>
-            <m:r>
-              <m:t>5</m:t>
-            </m:r>
-          </m:e>
-          <m:sup>
-            <m:r>
-              <m:rPr>
-                <m:sty m:val="p"/>
-              </m:rPr>
-              <m:t>′</m:t>
-            </m:r>
-          </m:sup>
-        </m:sSup>
-        <m:r>
-          <m:rPr>
-            <m:sty m:val="p"/>
-          </m:rPr>
-          <m:t>→</m:t>
-        </m:r>
-        <m:sSup>
-          <m:e>
-            <m:r>
-              <m:t>3</m:t>
-            </m:r>
-          </m:e>
-          <m:sup>
-            <m:r>
-              <m:rPr>
-                <m:sty m:val="p"/>
-              </m:rPr>
-              <m:t>′</m:t>
-            </m:r>
-          </m:sup>
-        </m:sSup>
-      </m:oMath>
-      <w:r>
-        <w:rPr>
-          <w:rFonts w:ascii="Times New Roman" w:hAnsi="Times New Roman" w:eastAsia="Times New Roman" w:cs="Times New Roman"/>
-        </w:rPr>
-        <w:t xml:space="preserve"> </w:t>
-      </w:r>
-      <w:r>
-        <w:rPr>
-          <w:rFonts w:hint="eastAsia" w:ascii="Times New Roman" w:hAnsi="Times New Roman" w:eastAsia="FangSong" w:cs="Times New Roman"/>
-        </w:rPr>
-        <w:t>方向的链互补相配</w:t>
-      </w:r>
-      <w:r>
-        <w:rPr>
-          <w:rFonts w:hint="eastAsia" w:ascii="Times New Roman" w:hAnsi="Times New Roman" w:eastAsia="Times New Roman" w:cs="Times New Roman"/>
-        </w:rPr>
-        <w:t>。</w:t>
-      </w:r>
-      <w:r>
-        <w:rPr>
-          <w:rFonts w:hint="eastAsia" w:ascii="Times New Roman" w:hAnsi="Times New Roman" w:eastAsia="FangSong" w:cs="Times New Roman"/>
-        </w:rPr>
-        <w:t>因此</w:t>
-      </w:r>
-      <w:r>
-        <w:rPr>
-          <w:rFonts w:hint="eastAsia" w:ascii="Times New Roman" w:hAnsi="Times New Roman" w:eastAsia="Times New Roman" w:cs="Times New Roman"/>
-        </w:rPr>
-        <w:t>，</w:t>
-      </w:r>
-      <w:r>
-        <w:rPr>
-          <w:rFonts w:hint="eastAsia" w:ascii="Times New Roman" w:hAnsi="Times New Roman" w:eastAsia="FangSong" w:cs="Times New Roman"/>
-        </w:rPr>
-        <w:t>回环</w:t>
-      </w:r>
-      <w:r>
-        <w:rPr>
-          <w:rFonts w:hint="eastAsia" w:ascii="Times New Roman" w:hAnsi="Times New Roman" w:eastAsia="Times New Roman" w:cs="Times New Roman"/>
-        </w:rPr>
-        <w:t>DNA(dsDNA)</w:t>
-      </w:r>
-      <w:r>
-        <w:rPr>
-          <w:rFonts w:hint="eastAsia" w:ascii="Times New Roman" w:hAnsi="Times New Roman" w:eastAsia="FangSong" w:cs="Times New Roman"/>
-        </w:rPr>
-        <w:t>由两条互补的等同链组成</w:t>
-      </w:r>
-      <w:r>
-        <w:rPr>
-          <w:rFonts w:hint="eastAsia" w:ascii="Times New Roman" w:hAnsi="Times New Roman" w:eastAsia="Times New Roman" w:cs="Times New Roman"/>
-        </w:rPr>
-        <w:t>。</w:t>
-      </w:r>
-      <w:r>
-        <w:rPr>
-          <w:rFonts w:hint="eastAsia" w:ascii="Times New Roman" w:hAnsi="Times New Roman" w:eastAsia="FangSong" w:cs="Times New Roman"/>
-        </w:rPr>
-        <w:t>名为</w:t>
-      </w:r>
-      <w:r>
-        <w:rPr>
-          <w:rFonts w:hint="eastAsia" w:ascii="Times New Roman" w:hAnsi="Times New Roman" w:eastAsia="Times New Roman" w:cs="Times New Roman"/>
-        </w:rPr>
-        <w:t>Drew-Dickerson</w:t>
-      </w:r>
-      <w:r>
-        <w:rPr>
-          <w:rFonts w:hint="eastAsia" w:ascii="Times New Roman" w:hAnsi="Times New Roman" w:eastAsia="FangSong" w:cs="Times New Roman"/>
-        </w:rPr>
-        <w:t>的十二核苷酸就是一个例子</w:t>
-      </w:r>
-      <w:r>
-        <w:rPr>
-          <w:rFonts w:hint="eastAsia" w:ascii="Times New Roman" w:hAnsi="Times New Roman" w:eastAsia="Times New Roman" w:cs="Times New Roman"/>
-        </w:rPr>
-        <w:t>：</w:t>
-      </w:r>
-    </w:p>
-    <w:p>
-      <w:pPr>
-        <w:pStyle w:val="BodyText"/>
         <w:spacing w:before="160" w:after="80"/>
         <w:jc w:val="center"/>
       </w:pPr>
@@ -7427,20 +6091,803 @@
         </w:rPr>
         <w:drawing>
           <wp:inline>
-            <wp:extent cx="3505200" cy="1676400"/>
+            <wp:extent cx="3600000" cy="1172442"/>
             <wp:effectExtent b="0" l="0" r="0" t="0"/>
-            <wp:docPr descr="" title="" id="44" name="Picture"/>
+            <wp:docPr descr="" title="" id="43" name="Picture"/>
             <a:graphic>
               <a:graphicData uri="http://schemas.openxmlformats.org/drawingml/2006/picture">
                 <pic:pic>
                   <pic:nvPicPr>
-                    <pic:cNvPr descr="4f7394adf29d9e4fdbf5f5aced0dd472e93f790e566d63cd1d83638ba7219b69.jpg" id="45" name="Picture"/>
+                    <pic:cNvPr descr="df7193a46740c4bcf08e7de89b5f4623e1d05d40f222629fd769587611e3e408.jpg" id="44" name="Picture"/>
                     <pic:cNvPicPr>
                       <a:picLocks noChangeArrowheads="1" noChangeAspect="1"/>
                     </pic:cNvPicPr>
                   </pic:nvPicPr>
                   <pic:blipFill>
-                    <a:blip r:embed="rId43"/>
+                    <a:blip r:embed="rId42"/>
+                    <a:stretch>
+                      <a:fillRect/>
+                    </a:stretch>
+                  </pic:blipFill>
+                  <pic:spPr bwMode="auto">
+                    <a:xfrm>
+                      <a:off x="0" y="0"/>
+                      <a:ext cx="3600000" cy="1172442"/>
+                    </a:xfrm>
+                    <a:prstGeom prst="rect">
+                      <a:avLst/>
+                    </a:prstGeom>
+                    <a:noFill/>
+                    <a:ln w="9525">
+                      <a:noFill/>
+                      <a:headEnd/>
+                      <a:tailEnd/>
+                    </a:ln>
+                  </pic:spPr>
+                </pic:pic>
+              </a:graphicData>
+            </a:graphic>
+          </wp:inline>
+        </w:drawing>
+      </w:r>
+    </w:p>
+    <w:p>
+      <w:pPr>
+        <w:pStyle w:val="BodyText"/>
+      </w:pPr>
+      <w:r>
+        <w:rPr>
+          <w:rFonts w:hint="eastAsia" w:ascii="Times New Roman" w:hAnsi="Times New Roman" w:eastAsia="FangSong" w:cs="Times New Roman"/>
+        </w:rPr>
+        <w:t xml:space="preserve">其中</w:t>
+      </w:r>
+      <w:r>
+        <w:rPr>
+          <w:rFonts w:ascii="Times New Roman" w:hAnsi="Times New Roman" w:eastAsia="Times New Roman" w:cs="Times New Roman"/>
+        </w:rPr>
+        <w:t xml:space="preserve"> Mn </w:t>
+      </w:r>
+      <w:r>
+        <w:rPr>
+          <w:rFonts w:hint="eastAsia" w:ascii="Times New Roman" w:hAnsi="Times New Roman" w:eastAsia="FangSong" w:cs="Times New Roman"/>
+        </w:rPr>
+        <w:t xml:space="preserve">的质量分数为</w:t>
+      </w:r>
+      <w:r>
+        <w:rPr>
+          <w:rFonts w:ascii="Times New Roman" w:hAnsi="Times New Roman" w:eastAsia="Times New Roman" w:cs="Times New Roman"/>
+        </w:rPr>
+        <w:t xml:space="preserve"> 11.87%, H </w:t>
+      </w:r>
+      <w:r>
+        <w:rPr>
+          <w:rFonts w:hint="eastAsia" w:ascii="Times New Roman" w:hAnsi="Times New Roman" w:eastAsia="FangSong" w:cs="Times New Roman"/>
+        </w:rPr>
+        <w:t xml:space="preserve">的质量分数为</w:t>
+      </w:r>
+      <w:r>
+        <w:rPr>
+          <w:rFonts w:ascii="Times New Roman" w:hAnsi="Times New Roman" w:eastAsia="Times New Roman" w:cs="Times New Roman"/>
+        </w:rPr>
+        <w:t xml:space="preserve"> </w:t>
+      </w:r>
+      <w:r>
+        <w:rPr>
+          <w:rFonts w:hint="eastAsia" w:ascii="Times New Roman" w:hAnsi="Times New Roman" w:eastAsia="Times New Roman" w:cs="Times New Roman"/>
+        </w:rPr>
+        <w:t>5.23%。</w:t>
+      </w:r>
+      <w:r>
+        <w:rPr>
+          <w:rFonts w:hint="eastAsia" w:ascii="Times New Roman" w:hAnsi="Times New Roman" w:eastAsia="FangSong" w:cs="Times New Roman"/>
+        </w:rPr>
+        <w:t>画出该物质的结构</w:t>
+      </w:r>
+      <w:r>
+        <w:rPr>
+          <w:rFonts w:hint="eastAsia" w:ascii="Times New Roman" w:hAnsi="Times New Roman" w:eastAsia="Times New Roman" w:cs="Times New Roman"/>
+        </w:rPr>
+        <w:t>,</w:t>
+      </w:r>
+      <w:r>
+        <w:rPr>
+          <w:rFonts w:ascii="Times New Roman" w:hAnsi="Times New Roman" w:eastAsia="Times New Roman" w:cs="Times New Roman"/>
+        </w:rPr>
+        <w:t xml:space="preserve"> </w:t>
+      </w:r>
+      <w:r>
+        <w:rPr>
+          <w:rFonts w:hint="eastAsia" w:ascii="Times New Roman" w:hAnsi="Times New Roman" w:eastAsia="FangSong" w:cs="Times New Roman"/>
+        </w:rPr>
+        <w:t>讨论其是否可能有旋光异构体</w:t>
+      </w:r>
+      <w:r>
+        <w:rPr>
+          <w:rFonts w:hint="eastAsia" w:ascii="Times New Roman" w:hAnsi="Times New Roman" w:eastAsia="Times New Roman" w:cs="Times New Roman"/>
+        </w:rPr>
+        <w:t>。</w:t>
+      </w:r>
+    </w:p>
+    <w:p>
+      <w:pPr>
+        <w:spacing w:before="160" w:after="80"/>
+      </w:pPr>
+      <w:r>
+        <w:pict>
+          <v:rect style="width:0;height:1.5pt" o:hralign="center" o:hrstd="t" o:hr="t"/>
+        </w:pict>
+      </w:r>
+    </w:p>
+    <w:p>
+      <w:pPr>
+        <w:pStyle w:val="FirstParagraph"/>
+      </w:pPr>
+      <w:r>
+        <w:rPr>
+          <w:rFonts w:hint="eastAsia" w:ascii="Times New Roman" w:hAnsi="Times New Roman" w:eastAsia="FangSong" w:cs="Times New Roman"/>
+        </w:rPr>
+        <w:t>如下左图所示</w:t>
+      </w:r>
+      <w:r>
+        <w:rPr>
+          <w:rFonts w:hint="eastAsia" w:ascii="Times New Roman" w:hAnsi="Times New Roman" w:eastAsia="Times New Roman" w:cs="Times New Roman"/>
+        </w:rPr>
+        <w:t>。</w:t>
+      </w:r>
+    </w:p>
+    <w:p>
+      <w:pPr>
+        <w:pStyle w:val="BodyText"/>
+        <w:spacing w:before="160" w:after="80"/>
+        <w:jc w:val="center"/>
+      </w:pPr>
+      <w:r>
+        <w:rPr>
+          <w:rFonts w:ascii="Times New Roman" w:hAnsi="Times New Roman" w:eastAsia="Times New Roman" w:cs="Times New Roman"/>
+        </w:rPr>
+        <w:drawing>
+          <wp:inline>
+            <wp:extent cx="3600000" cy="1330714"/>
+            <wp:effectExtent b="0" l="0" r="0" t="0"/>
+            <wp:docPr descr="" title="" id="46" name="Picture"/>
+            <a:graphic>
+              <a:graphicData uri="http://schemas.openxmlformats.org/drawingml/2006/picture">
+                <pic:pic>
+                  <pic:nvPicPr>
+                    <pic:cNvPr descr="677a4e2ff36ac55d5fac405c3ce1cd536b6bf71dbf780fe40e7a3cc0481fc54c.jpg" id="47" name="Picture"/>
+                    <pic:cNvPicPr>
+                      <a:picLocks noChangeArrowheads="1" noChangeAspect="1"/>
+                    </pic:cNvPicPr>
+                  </pic:nvPicPr>
+                  <pic:blipFill>
+                    <a:blip r:embed="rId45"/>
+                    <a:stretch>
+                      <a:fillRect/>
+                    </a:stretch>
+                  </pic:blipFill>
+                  <pic:spPr bwMode="auto">
+                    <a:xfrm>
+                      <a:off x="0" y="0"/>
+                      <a:ext cx="3600000" cy="1330714"/>
+                    </a:xfrm>
+                    <a:prstGeom prst="rect">
+                      <a:avLst/>
+                    </a:prstGeom>
+                    <a:noFill/>
+                    <a:ln w="9525">
+                      <a:noFill/>
+                      <a:headEnd/>
+                      <a:tailEnd/>
+                    </a:ln>
+                  </pic:spPr>
+                </pic:pic>
+              </a:graphicData>
+            </a:graphic>
+          </wp:inline>
+        </w:drawing>
+      </w:r>
+    </w:p>
+    <w:p>
+      <w:pPr>
+        <w:pStyle w:val="BodyText"/>
+      </w:pPr>
+      <w:r>
+        <w:rPr>
+          <w:rFonts w:hint="eastAsia" w:ascii="Times New Roman" w:hAnsi="Times New Roman" w:eastAsia="FangSong" w:cs="Times New Roman"/>
+        </w:rPr>
+        <w:t>如上右图所示</w:t>
+      </w:r>
+      <w:r>
+        <w:rPr>
+          <w:rFonts w:hint="eastAsia" w:ascii="Times New Roman" w:hAnsi="Times New Roman" w:eastAsia="Times New Roman" w:cs="Times New Roman"/>
+        </w:rPr>
+        <w:t>，</w:t>
+      </w:r>
+      <w:r>
+        <w:rPr>
+          <w:rFonts w:hint="eastAsia" w:ascii="Times New Roman" w:hAnsi="Times New Roman" w:eastAsia="FangSong" w:cs="Times New Roman"/>
+        </w:rPr>
+        <w:t>若环己二胺为顺式</w:t>
+      </w:r>
+      <w:r>
+        <w:rPr>
+          <w:rFonts w:hint="eastAsia" w:ascii="Times New Roman" w:hAnsi="Times New Roman" w:eastAsia="Times New Roman" w:cs="Times New Roman"/>
+        </w:rPr>
+        <w:t>，</w:t>
+      </w:r>
+      <w:r>
+        <w:rPr>
+          <w:rFonts w:hint="eastAsia" w:ascii="Times New Roman" w:hAnsi="Times New Roman" w:eastAsia="FangSong" w:cs="Times New Roman"/>
+        </w:rPr>
+        <w:t>没有旋光异构体</w:t>
+      </w:r>
+      <w:r>
+        <w:rPr>
+          <w:rFonts w:hint="eastAsia" w:ascii="Times New Roman" w:hAnsi="Times New Roman" w:eastAsia="Times New Roman" w:cs="Times New Roman"/>
+        </w:rPr>
+        <w:t>；</w:t>
+      </w:r>
+      <w:r>
+        <w:rPr>
+          <w:rFonts w:hint="eastAsia" w:ascii="Times New Roman" w:hAnsi="Times New Roman" w:eastAsia="FangSong" w:cs="Times New Roman"/>
+        </w:rPr>
+        <w:t>但倘若环己二胺为反式</w:t>
+      </w:r>
+      <w:r>
+        <w:rPr>
+          <w:rFonts w:hint="eastAsia" w:ascii="Times New Roman" w:hAnsi="Times New Roman" w:eastAsia="Times New Roman" w:cs="Times New Roman"/>
+        </w:rPr>
+        <w:t>，</w:t>
+      </w:r>
+      <w:r>
+        <w:rPr>
+          <w:rFonts w:hint="eastAsia" w:ascii="Times New Roman" w:hAnsi="Times New Roman" w:eastAsia="FangSong" w:cs="Times New Roman"/>
+        </w:rPr>
+        <w:t>则配合物就不具有对称面了</w:t>
+      </w:r>
+      <w:r>
+        <w:rPr>
+          <w:rFonts w:hint="eastAsia" w:ascii="Times New Roman" w:hAnsi="Times New Roman" w:eastAsia="Times New Roman" w:cs="Times New Roman"/>
+        </w:rPr>
+        <w:t>，</w:t>
+      </w:r>
+      <w:r>
+        <w:rPr>
+          <w:rFonts w:hint="eastAsia" w:ascii="Times New Roman" w:hAnsi="Times New Roman" w:eastAsia="FangSong" w:cs="Times New Roman"/>
+        </w:rPr>
+        <w:t>因而存在旋光异构</w:t>
+      </w:r>
+      <w:r>
+        <w:rPr>
+          <w:rFonts w:hint="eastAsia" w:ascii="Times New Roman" w:hAnsi="Times New Roman" w:eastAsia="Times New Roman" w:cs="Times New Roman"/>
+        </w:rPr>
+        <w:t>。</w:t>
+      </w:r>
+    </w:p>
+    <w:p>
+      <w:pPr>
+        <w:pStyle w:val="BodyText"/>
+      </w:pPr>
+      <w:r>
+        <w:rPr>
+          <w:rFonts w:ascii="Times New Roman" w:hAnsi="Times New Roman" w:eastAsia="Times New Roman" w:cs="Times New Roman"/>
+          <w:b/>
+          <w:bCs/>
+        </w:rPr>
+        <w:t xml:space="preserve">·</w:t>
+      </w:r>
+      <w:r>
+        <w:rPr>
+          <w:rFonts w:ascii="Times New Roman" w:hAnsi="Times New Roman" w:eastAsia="Times New Roman" w:cs="Times New Roman"/>
+        </w:rPr>
+        <w:t xml:space="preserve"> </w:t>
+      </w:r>
+      <w:r>
+        <w:rPr>
+          <w:rFonts w:hint="eastAsia" w:ascii="Times New Roman" w:hAnsi="Times New Roman" w:eastAsia="FangSong" w:cs="Times New Roman"/>
+        </w:rPr>
+        <w:t xml:space="preserve">解题思路</w:t>
+      </w:r>
+    </w:p>
+    <w:p>
+      <w:pPr>
+        <w:pStyle w:val="BodyText"/>
+      </w:pPr>
+      <w:r>
+        <w:rPr>
+          <w:rFonts w:hint="eastAsia" w:ascii="Times New Roman" w:hAnsi="Times New Roman" w:eastAsia="FangSong" w:cs="Times New Roman"/>
+        </w:rPr>
+        <w:t xml:space="preserve">详见同目录下答案文件</w:t>
+      </w:r>
+    </w:p>
+    <w:p>
+      <w:pPr>
+        <w:spacing w:before="160" w:after="80"/>
+      </w:pPr>
+      <w:r>
+        <w:pict>
+          <v:rect style="width:0;height:1.5pt" o:hralign="center" o:hrstd="t" o:hr="t"/>
+        </w:pict>
+      </w:r>
+    </w:p>
+    <w:p>
+      <w:pPr>
+        <w:pStyle w:val="FirstParagraph"/>
+      </w:pPr>
+      <w:r>
+        <w:rPr>
+          <w:rFonts w:ascii="Times New Roman" w:hAnsi="Times New Roman" w:eastAsia="Times New Roman" w:cs="Times New Roman"/>
+          <w:b/>
+          <w:bCs/>
+        </w:rPr>
+        <w:t xml:space="preserve">·</w:t>
+      </w:r>
+      <w:r>
+        <w:rPr>
+          <w:rFonts w:ascii="Times New Roman" w:hAnsi="Times New Roman" w:eastAsia="Times New Roman" w:cs="Times New Roman"/>
+        </w:rPr>
+        <w:t xml:space="preserve"> </w:t>
+      </w:r>
+      <w:r>
+        <w:rPr>
+          <w:rFonts w:hint="eastAsia" w:ascii="Times New Roman" w:hAnsi="Times New Roman" w:eastAsia="FangSong" w:cs="Times New Roman"/>
+        </w:rPr>
+        <w:t xml:space="preserve">知识点</w:t>
+      </w:r>
+    </w:p>
+    <w:p>
+      <w:pPr>
+        <w:pStyle w:val="Compact"/>
+        <w:numPr>
+          <w:ilvl w:val="0"/>
+          <w:numId w:val="1015"/>
+        </w:numPr>
+      </w:pPr>
+      <w:r>
+        <w:rPr>
+          <w:rFonts w:hint="eastAsia" w:ascii="Times New Roman" w:hAnsi="Times New Roman" w:eastAsia="FangSong" w:cs="Times New Roman"/>
+        </w:rPr>
+        <w:t xml:space="preserve">配合物</w:t>
+      </w:r>
+    </w:p>
+    <w:p>
+      <w:pPr>
+        <w:spacing w:before="160" w:after="80"/>
+      </w:pPr>
+      <w:r>
+        <w:pict>
+          <v:rect style="width:0;height:1.5pt" o:hralign="center" o:hrstd="t" o:hr="t"/>
+        </w:pict>
+      </w:r>
+    </w:p>
+    <w:p>
+      <w:pPr>
+        <w:pStyle w:val="FirstParagraph"/>
+      </w:pPr>
+      <w:r>
+        <w:rPr>
+          <w:rFonts w:ascii="Times New Roman" w:hAnsi="Times New Roman" w:eastAsia="Times New Roman" w:cs="Times New Roman"/>
+          <w:b/>
+          <w:bCs/>
+        </w:rPr>
+        <w:t xml:space="preserve">·</w:t>
+      </w:r>
+      <w:r>
+        <w:rPr>
+          <w:rFonts w:ascii="Times New Roman" w:hAnsi="Times New Roman" w:eastAsia="Times New Roman" w:cs="Times New Roman"/>
+        </w:rPr>
+        <w:t xml:space="preserve"> </w:t>
+      </w:r>
+      <w:r>
+        <w:rPr>
+          <w:rFonts w:hint="eastAsia" w:ascii="Times New Roman" w:hAnsi="Times New Roman" w:eastAsia="FangSong" w:cs="Times New Roman"/>
+        </w:rPr>
+        <w:t xml:space="preserve">相关题目</w:t>
+      </w:r>
+    </w:p>
+    <w:p>
+      <w:pPr>
+        <w:pStyle w:val="Compact"/>
+        <w:numPr>
+          <w:ilvl w:val="0"/>
+          <w:numId w:val="1016"/>
+        </w:numPr>
+      </w:pPr>
+      <w:r>
+        <w:rPr>
+          <w:rFonts w:hint="eastAsia" w:ascii="Times New Roman" w:hAnsi="Times New Roman" w:eastAsia="FangSong" w:cs="Times New Roman"/>
+        </w:rPr>
+        <w:t>题</w:t>
+      </w:r>
+      <w:r>
+        <w:rPr>
+          <w:rFonts w:hint="eastAsia" w:ascii="Times New Roman" w:hAnsi="Times New Roman" w:eastAsia="Times New Roman" w:cs="Times New Roman"/>
+        </w:rPr>
+        <w:t>-001-</w:t>
+      </w:r>
+      <w:r>
+        <w:rPr>
+          <w:rFonts w:hint="eastAsia" w:ascii="Times New Roman" w:hAnsi="Times New Roman" w:eastAsia="FangSong" w:cs="Times New Roman"/>
+        </w:rPr>
+        <w:t>初赛讲义</w:t>
+      </w:r>
+      <w:r>
+        <w:rPr>
+          <w:rFonts w:hint="eastAsia" w:ascii="Times New Roman" w:hAnsi="Times New Roman" w:eastAsia="Times New Roman" w:cs="Times New Roman"/>
+        </w:rPr>
+        <w:t>-</w:t>
+      </w:r>
+      <w:r>
+        <w:rPr>
+          <w:rFonts w:hint="eastAsia" w:ascii="Times New Roman" w:hAnsi="Times New Roman" w:eastAsia="FangSong" w:cs="Times New Roman"/>
+        </w:rPr>
+        <w:t>反应方程式</w:t>
+      </w:r>
+      <w:r>
+        <w:rPr>
+          <w:rFonts w:hint="eastAsia" w:ascii="Times New Roman" w:hAnsi="Times New Roman" w:eastAsia="Times New Roman" w:cs="Times New Roman"/>
+        </w:rPr>
+        <w:t>-</w:t>
+      </w:r>
+      <w:r>
+        <w:rPr>
+          <w:rFonts w:hint="eastAsia" w:ascii="Times New Roman" w:hAnsi="Times New Roman" w:eastAsia="FangSong" w:cs="Times New Roman"/>
+        </w:rPr>
+        <w:t>习题</w:t>
+      </w:r>
+      <w:r>
+        <w:rPr>
+          <w:rFonts w:hint="eastAsia" w:ascii="Times New Roman" w:hAnsi="Times New Roman" w:eastAsia="Times New Roman" w:cs="Times New Roman"/>
+        </w:rPr>
+        <w:t>1.2</w:t>
+      </w:r>
+    </w:p>
+    <w:p>
+      <w:pPr>
+        <w:spacing w:before="160" w:after="80"/>
+      </w:pPr>
+      <w:r>
+        <w:pict>
+          <v:rect style="width:0;height:1.5pt" o:hralign="center" o:hrstd="t" o:hr="t"/>
+        </w:pict>
+      </w:r>
+    </w:p>
+    <w:bookmarkEnd w:id="48"/>
+    <w:bookmarkStart w:id="52" w:name="第17题"/>
+    <w:p>
+      <w:pPr>
+        <w:pStyle w:val="Heading3"/>
+        <w:spacing w:before="280" w:after="120"/>
+      </w:pPr>
+      <w:r>
+        <w:rPr>
+          <w:rFonts w:hint="eastAsia" w:ascii="Times New Roman" w:hAnsi="Times New Roman" w:eastAsia="SimHei" w:cs="Times New Roman"/>
+        </w:rPr>
+        <w:t>第</w:t>
+      </w:r>
+      <w:r>
+        <w:rPr>
+          <w:rFonts w:hint="eastAsia" w:ascii="Times New Roman" w:hAnsi="Times New Roman" w:eastAsia="Times New Roman" w:cs="Times New Roman"/>
+        </w:rPr>
+        <w:t>17</w:t>
+      </w:r>
+      <w:r>
+        <w:rPr>
+          <w:rFonts w:hint="eastAsia" w:ascii="Times New Roman" w:hAnsi="Times New Roman" w:eastAsia="SimHei" w:cs="Times New Roman"/>
+        </w:rPr>
+        <w:t>题</w:t>
+      </w:r>
+    </w:p>
+    <w:p>
+      <w:pPr>
+        <w:spacing w:before="160" w:after="80"/>
+      </w:pPr>
+      <w:r>
+        <w:pict>
+          <v:rect style="width:0;height:1.5pt" o:hralign="center" o:hrstd="t" o:hr="t"/>
+        </w:pict>
+      </w:r>
+    </w:p>
+    <w:p>
+      <w:pPr>
+        <w:pStyle w:val="FirstParagraph"/>
+      </w:pPr>
+      <w:r>
+        <w:rPr>
+          <w:rFonts w:ascii="Times New Roman" w:hAnsi="Times New Roman" w:eastAsia="Times New Roman" w:cs="Times New Roman"/>
+          <w:b/>
+          <w:bCs/>
+        </w:rPr>
+        <w:t xml:space="preserve">·</w:t>
+      </w:r>
+      <w:r>
+        <w:rPr>
+          <w:rFonts w:ascii="Times New Roman" w:hAnsi="Times New Roman" w:eastAsia="Times New Roman" w:cs="Times New Roman"/>
+        </w:rPr>
+        <w:t xml:space="preserve"> </w:t>
+      </w:r>
+      <w:r>
+        <w:rPr>
+          <w:rFonts w:hint="eastAsia" w:ascii="Times New Roman" w:hAnsi="Times New Roman" w:eastAsia="FangSong" w:cs="Times New Roman"/>
+        </w:rPr>
+        <w:t xml:space="preserve">题目</w:t>
+      </w:r>
+    </w:p>
+    <w:p>
+      <w:pPr>
+        <w:pStyle w:val="BodyText"/>
+      </w:pPr>
+      <w:r>
+        <w:rPr>
+          <w:rFonts w:hint="eastAsia" w:ascii="Times New Roman" w:hAnsi="Times New Roman" w:eastAsia="FangSong" w:cs="Times New Roman"/>
+        </w:rPr>
+        <w:t>回环</w:t>
+      </w:r>
+      <w:r>
+        <w:rPr>
+          <w:rFonts w:hint="eastAsia" w:ascii="Times New Roman" w:hAnsi="Times New Roman" w:eastAsia="Times New Roman" w:cs="Times New Roman"/>
+        </w:rPr>
+        <w:t>(Palindromic)</w:t>
+      </w:r>
+      <w:r>
+        <w:rPr>
+          <w:rFonts w:hint="eastAsia" w:ascii="Times New Roman" w:hAnsi="Times New Roman" w:eastAsia="FangSong" w:cs="Times New Roman"/>
+        </w:rPr>
+        <w:t>序列是</w:t>
+      </w:r>
+      <w:r>
+        <w:rPr>
+          <w:rFonts w:hint="eastAsia" w:ascii="Times New Roman" w:hAnsi="Times New Roman" w:eastAsia="Times New Roman" w:cs="Times New Roman"/>
+        </w:rPr>
+        <w:t>DNA</w:t>
+      </w:r>
+      <w:r>
+        <w:rPr>
+          <w:rFonts w:hint="eastAsia" w:ascii="Times New Roman" w:hAnsi="Times New Roman" w:eastAsia="FangSong" w:cs="Times New Roman"/>
+        </w:rPr>
+        <w:t>的一种有趣特征</w:t>
+      </w:r>
+      <w:r>
+        <w:rPr>
+          <w:rFonts w:hint="eastAsia" w:ascii="Times New Roman" w:hAnsi="Times New Roman" w:eastAsia="Times New Roman" w:cs="Times New Roman"/>
+        </w:rPr>
+        <w:t>。</w:t>
+      </w:r>
+      <w:r>
+        <w:rPr>
+          <w:rFonts w:hint="eastAsia" w:ascii="Times New Roman" w:hAnsi="Times New Roman" w:eastAsia="FangSong" w:cs="Times New Roman"/>
+        </w:rPr>
+        <w:t>在一个双链</w:t>
+      </w:r>
+      <w:r>
+        <w:rPr>
+          <w:rFonts w:hint="eastAsia" w:ascii="Times New Roman" w:hAnsi="Times New Roman" w:eastAsia="Times New Roman" w:cs="Times New Roman"/>
+        </w:rPr>
+        <w:t>DNA(dsDNA)</w:t>
+      </w:r>
+      <w:r>
+        <w:rPr>
+          <w:rFonts w:hint="eastAsia" w:ascii="Times New Roman" w:hAnsi="Times New Roman" w:eastAsia="FangSong" w:cs="Times New Roman"/>
+        </w:rPr>
+        <w:t>物种中</w:t>
+      </w:r>
+      <w:r>
+        <w:rPr>
+          <w:rFonts w:hint="eastAsia" w:ascii="Times New Roman" w:hAnsi="Times New Roman" w:eastAsia="Times New Roman" w:cs="Times New Roman"/>
+        </w:rPr>
+        <w:t>，</w:t>
+      </w:r>
+      <w:r>
+        <w:rPr>
+          <w:rFonts w:hint="eastAsia" w:ascii="Times New Roman" w:hAnsi="Times New Roman" w:eastAsia="FangSong" w:cs="Times New Roman"/>
+        </w:rPr>
+        <w:t>一条沿</w:t>
+      </w:r>
+      <w:r>
+        <w:rPr>
+          <w:rFonts w:ascii="Times New Roman" w:hAnsi="Times New Roman" w:eastAsia="Times New Roman" w:cs="Times New Roman"/>
+        </w:rPr>
+        <w:t xml:space="preserve"> </w:t>
+      </w:r>
+      <m:oMath>
+        <m:sSup>
+          <m:e>
+            <m:r>
+              <m:t>5</m:t>
+            </m:r>
+          </m:e>
+          <m:sup>
+            <m:r>
+              <m:rPr>
+                <m:sty m:val="p"/>
+              </m:rPr>
+              <m:t>′</m:t>
+            </m:r>
+          </m:sup>
+        </m:sSup>
+        <m:r>
+          <m:rPr>
+            <m:sty m:val="p"/>
+          </m:rPr>
+          <m:t>→</m:t>
+        </m:r>
+        <m:sSup>
+          <m:e>
+            <m:r>
+              <m:t>3</m:t>
+            </m:r>
+          </m:e>
+          <m:sup>
+            <m:r>
+              <m:rPr>
+                <m:sty m:val="p"/>
+              </m:rPr>
+              <m:t>′</m:t>
+            </m:r>
+          </m:sup>
+        </m:sSup>
+      </m:oMath>
+      <w:r>
+        <w:rPr>
+          <w:rFonts w:ascii="Times New Roman" w:hAnsi="Times New Roman" w:eastAsia="Times New Roman" w:cs="Times New Roman"/>
+        </w:rPr>
+        <w:t xml:space="preserve"> </w:t>
+      </w:r>
+      <w:r>
+        <w:rPr>
+          <w:rFonts w:hint="eastAsia" w:ascii="Times New Roman" w:hAnsi="Times New Roman" w:eastAsia="FangSong" w:cs="Times New Roman"/>
+        </w:rPr>
+        <w:t xml:space="preserve">方向的链与另一条沿</w:t>
+      </w:r>
+      <w:r>
+        <w:rPr>
+          <w:rFonts w:ascii="Times New Roman" w:hAnsi="Times New Roman" w:eastAsia="Times New Roman" w:cs="Times New Roman"/>
+        </w:rPr>
+        <w:t xml:space="preserve"> </w:t>
+      </w:r>
+      <m:oMath>
+        <m:sSup>
+          <m:e>
+            <m:r>
+              <m:t>5</m:t>
+            </m:r>
+          </m:e>
+          <m:sup>
+            <m:r>
+              <m:rPr>
+                <m:sty m:val="p"/>
+              </m:rPr>
+              <m:t>′</m:t>
+            </m:r>
+          </m:sup>
+        </m:sSup>
+        <m:r>
+          <m:rPr>
+            <m:sty m:val="p"/>
+          </m:rPr>
+          <m:t>→</m:t>
+        </m:r>
+        <m:sSup>
+          <m:e>
+            <m:r>
+              <m:t>3</m:t>
+            </m:r>
+          </m:e>
+          <m:sup>
+            <m:r>
+              <m:rPr>
+                <m:sty m:val="p"/>
+              </m:rPr>
+              <m:t>′</m:t>
+            </m:r>
+          </m:sup>
+        </m:sSup>
+      </m:oMath>
+      <w:r>
+        <w:rPr>
+          <w:rFonts w:ascii="Times New Roman" w:hAnsi="Times New Roman" w:eastAsia="Times New Roman" w:cs="Times New Roman"/>
+        </w:rPr>
+        <w:t xml:space="preserve"> </w:t>
+      </w:r>
+      <w:r>
+        <w:rPr>
+          <w:rFonts w:hint="eastAsia" w:ascii="Times New Roman" w:hAnsi="Times New Roman" w:eastAsia="FangSong" w:cs="Times New Roman"/>
+        </w:rPr>
+        <w:t>方向的链互补相配</w:t>
+      </w:r>
+      <w:r>
+        <w:rPr>
+          <w:rFonts w:hint="eastAsia" w:ascii="Times New Roman" w:hAnsi="Times New Roman" w:eastAsia="Times New Roman" w:cs="Times New Roman"/>
+        </w:rPr>
+        <w:t>。</w:t>
+      </w:r>
+      <w:r>
+        <w:rPr>
+          <w:rFonts w:hint="eastAsia" w:ascii="Times New Roman" w:hAnsi="Times New Roman" w:eastAsia="FangSong" w:cs="Times New Roman"/>
+        </w:rPr>
+        <w:t>因此</w:t>
+      </w:r>
+      <w:r>
+        <w:rPr>
+          <w:rFonts w:hint="eastAsia" w:ascii="Times New Roman" w:hAnsi="Times New Roman" w:eastAsia="Times New Roman" w:cs="Times New Roman"/>
+        </w:rPr>
+        <w:t>，</w:t>
+      </w:r>
+      <w:r>
+        <w:rPr>
+          <w:rFonts w:hint="eastAsia" w:ascii="Times New Roman" w:hAnsi="Times New Roman" w:eastAsia="FangSong" w:cs="Times New Roman"/>
+        </w:rPr>
+        <w:t>回环</w:t>
+      </w:r>
+      <w:r>
+        <w:rPr>
+          <w:rFonts w:hint="eastAsia" w:ascii="Times New Roman" w:hAnsi="Times New Roman" w:eastAsia="Times New Roman" w:cs="Times New Roman"/>
+        </w:rPr>
+        <w:t>DNA(dsDNA)</w:t>
+      </w:r>
+      <w:r>
+        <w:rPr>
+          <w:rFonts w:hint="eastAsia" w:ascii="Times New Roman" w:hAnsi="Times New Roman" w:eastAsia="FangSong" w:cs="Times New Roman"/>
+        </w:rPr>
+        <w:t>由两条互补的等同链组成</w:t>
+      </w:r>
+      <w:r>
+        <w:rPr>
+          <w:rFonts w:hint="eastAsia" w:ascii="Times New Roman" w:hAnsi="Times New Roman" w:eastAsia="Times New Roman" w:cs="Times New Roman"/>
+        </w:rPr>
+        <w:t>。</w:t>
+      </w:r>
+      <w:r>
+        <w:rPr>
+          <w:rFonts w:hint="eastAsia" w:ascii="Times New Roman" w:hAnsi="Times New Roman" w:eastAsia="FangSong" w:cs="Times New Roman"/>
+        </w:rPr>
+        <w:t>名为</w:t>
+      </w:r>
+      <w:r>
+        <w:rPr>
+          <w:rFonts w:hint="eastAsia" w:ascii="Times New Roman" w:hAnsi="Times New Roman" w:eastAsia="Times New Roman" w:cs="Times New Roman"/>
+        </w:rPr>
+        <w:t>Drew-Dickerson</w:t>
+      </w:r>
+      <w:r>
+        <w:rPr>
+          <w:rFonts w:hint="eastAsia" w:ascii="Times New Roman" w:hAnsi="Times New Roman" w:eastAsia="FangSong" w:cs="Times New Roman"/>
+        </w:rPr>
+        <w:t>的十二核苷酸就是一个例子</w:t>
+      </w:r>
+      <w:r>
+        <w:rPr>
+          <w:rFonts w:hint="eastAsia" w:ascii="Times New Roman" w:hAnsi="Times New Roman" w:eastAsia="Times New Roman" w:cs="Times New Roman"/>
+        </w:rPr>
+        <w:t>：</w:t>
+      </w:r>
+    </w:p>
+    <w:p>
+      <w:pPr>
+        <w:pStyle w:val="BodyText"/>
+        <w:spacing w:before="160" w:after="80"/>
+        <w:jc w:val="center"/>
+      </w:pPr>
+      <w:r>
+        <w:rPr>
+          <w:rFonts w:ascii="Times New Roman" w:hAnsi="Times New Roman" w:eastAsia="Times New Roman" w:cs="Times New Roman"/>
+        </w:rPr>
+        <w:drawing>
+          <wp:inline>
+            <wp:extent cx="3505200" cy="1676400"/>
+            <wp:effectExtent b="0" l="0" r="0" t="0"/>
+            <wp:docPr descr="" title="" id="50" name="Picture"/>
+            <a:graphic>
+              <a:graphicData uri="http://schemas.openxmlformats.org/drawingml/2006/picture">
+                <pic:pic>
+                  <pic:nvPicPr>
+                    <pic:cNvPr descr="4f7394adf29d9e4fdbf5f5aced0dd472e93f790e566d63cd1d83638ba7219b69.jpg" id="51" name="Picture"/>
+                    <pic:cNvPicPr>
+                      <a:picLocks noChangeArrowheads="1" noChangeAspect="1"/>
+                    </pic:cNvPicPr>
+                  </pic:nvPicPr>
+                  <pic:blipFill>
+                    <a:blip r:embed="rId49"/>
                     <a:stretch>
                       <a:fillRect/>
                     </a:stretch>
@@ -7472,7 +6919,7 @@
         <w:pStyle w:val="Compact"/>
         <w:numPr>
           <w:ilvl w:val="0"/>
-          <w:numId w:val="1015"/>
+          <w:numId w:val="1017"/>
         </w:numPr>
       </w:pPr>
       <w:r>
@@ -7878,7 +7325,7 @@
         <w:pStyle w:val="Compact"/>
         <w:numPr>
           <w:ilvl w:val="0"/>
-          <w:numId w:val="1016"/>
+          <w:numId w:val="1018"/>
         </w:numPr>
       </w:pPr>
       <w:r>
@@ -8098,7 +7545,7 @@
         <w:pStyle w:val="Compact"/>
         <w:numPr>
           <w:ilvl w:val="0"/>
-          <w:numId w:val="1017"/>
+          <w:numId w:val="1019"/>
         </w:numPr>
       </w:pPr>
       <w:r>
@@ -8523,8 +7970,8 @@
         </w:pict>
       </w:r>
     </w:p>
-    <w:bookmarkEnd w:id="46"/>
-    <w:bookmarkStart w:id="47" w:name="第18题"/>
+    <w:bookmarkEnd w:id="52"/>
+    <w:bookmarkStart w:id="53" w:name="第18题"/>
     <w:p>
       <w:pPr>
         <w:pStyle w:val="Heading3"/>
@@ -8554,7 +8001,7 @@
         <w:pStyle w:val="Compact"/>
         <w:numPr>
           <w:ilvl w:val="0"/>
-          <w:numId w:val="1018"/>
+          <w:numId w:val="1020"/>
         </w:numPr>
       </w:pPr>
       <w:r>
@@ -8638,7 +8085,7 @@
       <w:pPr>
         <w:numPr>
           <w:ilvl w:val="0"/>
-          <w:numId w:val="1019"/>
+          <w:numId w:val="1021"/>
         </w:numPr>
       </w:pPr>
       <w:r>
@@ -9053,7 +8500,7 @@
       <w:pPr>
         <w:numPr>
           <w:ilvl w:val="0"/>
-          <w:numId w:val="1019"/>
+          <w:numId w:val="1021"/>
         </w:numPr>
       </w:pPr>
       <w:r>
@@ -9644,7 +9091,7 @@
       <w:pPr>
         <w:numPr>
           <w:ilvl w:val="0"/>
-          <w:numId w:val="1019"/>
+          <w:numId w:val="1021"/>
         </w:numPr>
       </w:pPr>
       <w:r>
@@ -9979,8 +9426,8 @@
         </w:pict>
       </w:r>
     </w:p>
-    <w:bookmarkEnd w:id="47"/>
-    <w:bookmarkStart w:id="48" w:name="第19题"/>
+    <w:bookmarkEnd w:id="53"/>
+    <w:bookmarkStart w:id="54" w:name="第19题"/>
     <w:p>
       <w:pPr>
         <w:pStyle w:val="Heading3"/>
@@ -10502,8 +9949,8 @@
         </w:pict>
       </w:r>
     </w:p>
-    <w:bookmarkEnd w:id="48"/>
-    <w:bookmarkStart w:id="49" w:name="第20题"/>
+    <w:bookmarkEnd w:id="54"/>
+    <w:bookmarkStart w:id="55" w:name="第20题"/>
     <w:p>
       <w:pPr>
         <w:pStyle w:val="Heading3"/>
@@ -11506,8 +10953,8 @@
         </w:pict>
       </w:r>
     </w:p>
-    <w:bookmarkEnd w:id="49"/>
-    <w:bookmarkStart w:id="50" w:name="第21题"/>
+    <w:bookmarkEnd w:id="55"/>
+    <w:bookmarkStart w:id="56" w:name="第21题"/>
     <w:p>
       <w:pPr>
         <w:pStyle w:val="Heading3"/>
@@ -11876,8 +11323,8 @@
         </w:pict>
       </w:r>
     </w:p>
-    <w:bookmarkEnd w:id="50"/>
-    <w:bookmarkStart w:id="51" w:name="第22题"/>
+    <w:bookmarkEnd w:id="56"/>
+    <w:bookmarkStart w:id="57" w:name="第22题"/>
     <w:p>
       <w:pPr>
         <w:pStyle w:val="Heading3"/>
@@ -11907,7 +11354,7 @@
         <w:pStyle w:val="Compact"/>
         <w:numPr>
           <w:ilvl w:val="0"/>
-          <w:numId w:val="1020"/>
+          <w:numId w:val="1022"/>
         </w:numPr>
       </w:pPr>
       <w:r>
@@ -12506,8 +11953,8 @@
         </w:pict>
       </w:r>
     </w:p>
-    <w:bookmarkEnd w:id="51"/>
-    <w:bookmarkStart w:id="52" w:name="第23题"/>
+    <w:bookmarkEnd w:id="57"/>
+    <w:bookmarkStart w:id="58" w:name="第23题"/>
     <w:p>
       <w:pPr>
         <w:pStyle w:val="Heading3"/>
@@ -13851,8 +13298,8 @@
         </w:pict>
       </w:r>
     </w:p>
-    <w:bookmarkEnd w:id="52"/>
-    <w:bookmarkStart w:id="53" w:name="第24题"/>
+    <w:bookmarkEnd w:id="58"/>
+    <w:bookmarkStart w:id="59" w:name="第24题"/>
     <w:p>
       <w:pPr>
         <w:pStyle w:val="Heading3"/>
@@ -14615,8 +14062,8 @@
         </w:pict>
       </w:r>
     </w:p>
-    <w:bookmarkEnd w:id="53"/>
-    <w:bookmarkStart w:id="60" w:name="第25题"/>
+    <w:bookmarkEnd w:id="59"/>
+    <w:bookmarkStart w:id="66" w:name="第25题"/>
     <w:p>
       <w:pPr>
         <w:pStyle w:val="Heading3"/>
@@ -14817,18 +14264,18 @@
           <wp:inline>
             <wp:extent cx="3600000" cy="707812"/>
             <wp:effectExtent b="0" l="0" r="0" t="0"/>
-            <wp:docPr descr="" title="" id="55" name="Picture"/>
+            <wp:docPr descr="" title="" id="61" name="Picture"/>
             <a:graphic>
               <a:graphicData uri="http://schemas.openxmlformats.org/drawingml/2006/picture">
                 <pic:pic>
                   <pic:nvPicPr>
-                    <pic:cNvPr descr="7112485373518eba5690bbe970eb22fa7580827759146069d35124c611ceb097.jpg" id="56" name="Picture"/>
+                    <pic:cNvPr descr="7112485373518eba5690bbe970eb22fa7580827759146069d35124c611ceb097.jpg" id="62" name="Picture"/>
                     <pic:cNvPicPr>
                       <a:picLocks noChangeArrowheads="1" noChangeAspect="1"/>
                     </pic:cNvPicPr>
                   </pic:nvPicPr>
                   <pic:blipFill>
-                    <a:blip r:embed="rId54"/>
+                    <a:blip r:embed="rId60"/>
                     <a:stretch>
                       <a:fillRect/>
                     </a:stretch>
@@ -14869,18 +14316,18 @@
           <wp:inline>
             <wp:extent cx="3600000" cy="811456"/>
             <wp:effectExtent b="0" l="0" r="0" t="0"/>
-            <wp:docPr descr="" title="" id="58" name="Picture"/>
+            <wp:docPr descr="" title="" id="64" name="Picture"/>
             <a:graphic>
               <a:graphicData uri="http://schemas.openxmlformats.org/drawingml/2006/picture">
                 <pic:pic>
                   <pic:nvPicPr>
-                    <pic:cNvPr descr="9e658bd1463323e4c24f4ab52ca17c7212dbb58fba48158f0af22c4467d61044.jpg" id="59" name="Picture"/>
+                    <pic:cNvPr descr="9e658bd1463323e4c24f4ab52ca17c7212dbb58fba48158f0af22c4467d61044.jpg" id="65" name="Picture"/>
                     <pic:cNvPicPr>
                       <a:picLocks noChangeArrowheads="1" noChangeAspect="1"/>
                     </pic:cNvPicPr>
                   </pic:nvPicPr>
                   <pic:blipFill>
-                    <a:blip r:embed="rId57"/>
+                    <a:blip r:embed="rId63"/>
                     <a:stretch>
                       <a:fillRect/>
                     </a:stretch>
@@ -15122,8 +14569,8 @@
         </w:pict>
       </w:r>
     </w:p>
-    <w:bookmarkEnd w:id="60"/>
-    <w:bookmarkStart w:id="61" w:name="第26题"/>
+    <w:bookmarkEnd w:id="66"/>
+    <w:bookmarkStart w:id="67" w:name="第26题"/>
     <w:p>
       <w:pPr>
         <w:pStyle w:val="Heading3"/>
@@ -16880,8 +16327,8 @@
         </w:pict>
       </w:r>
     </w:p>
-    <w:bookmarkEnd w:id="61"/>
-    <w:bookmarkStart w:id="65" w:name="第27题"/>
+    <w:bookmarkEnd w:id="67"/>
+    <w:bookmarkStart w:id="71" w:name="第27题"/>
     <w:p>
       <w:pPr>
         <w:pStyle w:val="Heading3"/>
@@ -16975,18 +16422,18 @@
           <wp:inline>
             <wp:extent cx="3600000" cy="1828154"/>
             <wp:effectExtent b="0" l="0" r="0" t="0"/>
-            <wp:docPr descr="" title="" id="63" name="Picture"/>
+            <wp:docPr descr="" title="" id="69" name="Picture"/>
             <a:graphic>
               <a:graphicData uri="http://schemas.openxmlformats.org/drawingml/2006/picture">
                 <pic:pic>
                   <pic:nvPicPr>
-                    <pic:cNvPr descr="a2b095bf09961030aac52d65cf52ccae2e42979acc2faf139de285f932c594c1.jpg" id="64" name="Picture"/>
+                    <pic:cNvPr descr="a2b095bf09961030aac52d65cf52ccae2e42979acc2faf139de285f932c594c1.jpg" id="70" name="Picture"/>
                     <pic:cNvPicPr>
                       <a:picLocks noChangeArrowheads="1" noChangeAspect="1"/>
                     </pic:cNvPicPr>
                   </pic:nvPicPr>
                   <pic:blipFill>
-                    <a:blip r:embed="rId62"/>
+                    <a:blip r:embed="rId68"/>
                     <a:stretch>
                       <a:fillRect/>
                     </a:stretch>
@@ -17849,8 +17296,8 @@
         </w:pict>
       </w:r>
     </w:p>
-    <w:bookmarkEnd w:id="65"/>
-    <w:bookmarkStart w:id="66" w:name="第28题"/>
+    <w:bookmarkEnd w:id="71"/>
+    <w:bookmarkStart w:id="72" w:name="第28题"/>
     <w:p>
       <w:pPr>
         <w:pStyle w:val="Heading3"/>
@@ -18762,7 +18209,7 @@
       <w:pPr>
         <w:numPr>
           <w:ilvl w:val="0"/>
-          <w:numId w:val="1021"/>
+          <w:numId w:val="1023"/>
         </w:numPr>
       </w:pPr>
       <w:r>
@@ -18835,7 +18282,7 @@
       <w:pPr>
         <w:numPr>
           <w:ilvl w:val="0"/>
-          <w:numId w:val="1021"/>
+          <w:numId w:val="1023"/>
         </w:numPr>
       </w:pPr>
       <w:r>
@@ -19332,7 +18779,7 @@
       <w:pPr>
         <w:numPr>
           <w:ilvl w:val="0"/>
-          <w:numId w:val="1022"/>
+          <w:numId w:val="1024"/>
         </w:numPr>
       </w:pPr>
       <w:r>
@@ -19352,7 +18799,7 @@
       <w:pPr>
         <w:numPr>
           <w:ilvl w:val="0"/>
-          <w:numId w:val="1022"/>
+          <w:numId w:val="1024"/>
         </w:numPr>
       </w:pPr>
       <w:r>
@@ -19416,7 +18863,7 @@
       <w:pPr>
         <w:numPr>
           <w:ilvl w:val="0"/>
-          <w:numId w:val="1022"/>
+          <w:numId w:val="1024"/>
         </w:numPr>
       </w:pPr>
       <w:r>
@@ -19530,8 +18977,8 @@
         </w:pict>
       </w:r>
     </w:p>
-    <w:bookmarkEnd w:id="66"/>
-    <w:bookmarkStart w:id="67" w:name="第29题"/>
+    <w:bookmarkEnd w:id="72"/>
+    <w:bookmarkStart w:id="73" w:name="第29题"/>
     <w:p>
       <w:pPr>
         <w:pStyle w:val="Heading3"/>
@@ -19788,8 +19235,8 @@
         </w:pict>
       </w:r>
     </w:p>
-    <w:bookmarkEnd w:id="67"/>
-    <w:bookmarkStart w:id="71" w:name="第30题"/>
+    <w:bookmarkEnd w:id="73"/>
+    <w:bookmarkStart w:id="77" w:name="第30题"/>
     <w:p>
       <w:pPr>
         <w:pStyle w:val="Heading3"/>
@@ -20140,18 +19587,18 @@
           <wp:inline>
             <wp:extent cx="3240000" cy="3118195"/>
             <wp:effectExtent b="0" l="0" r="0" t="0"/>
-            <wp:docPr descr="" title="" id="69" name="Picture"/>
+            <wp:docPr descr="" title="" id="75" name="Picture"/>
             <a:graphic>
               <a:graphicData uri="http://schemas.openxmlformats.org/drawingml/2006/picture">
                 <pic:pic>
                   <pic:nvPicPr>
-                    <pic:cNvPr descr="d2321ffaa5e5ca1cb2c10a7fcb0e412f4f3c4278b628e5d334acf5e9e120b9f5.jpg" id="70" name="Picture"/>
+                    <pic:cNvPr descr="d2321ffaa5e5ca1cb2c10a7fcb0e412f4f3c4278b628e5d334acf5e9e120b9f5.jpg" id="76" name="Picture"/>
                     <pic:cNvPicPr>
                       <a:picLocks noChangeArrowheads="1" noChangeAspect="1"/>
                     </pic:cNvPicPr>
                   </pic:nvPicPr>
                   <pic:blipFill>
-                    <a:blip r:embed="rId68"/>
+                    <a:blip r:embed="rId74"/>
                     <a:stretch>
                       <a:fillRect/>
                     </a:stretch>
@@ -20182,7 +19629,7 @@
       <w:pPr>
         <w:numPr>
           <w:ilvl w:val="0"/>
-          <w:numId w:val="1023"/>
+          <w:numId w:val="1025"/>
         </w:numPr>
       </w:pPr>
       <w:r>
@@ -20284,7 +19731,7 @@
       <w:pPr>
         <w:numPr>
           <w:ilvl w:val="0"/>
-          <w:numId w:val="1023"/>
+          <w:numId w:val="1025"/>
         </w:numPr>
       </w:pPr>
       <w:r>
@@ -20466,7 +19913,7 @@
       <w:pPr>
         <w:numPr>
           <w:ilvl w:val="0"/>
-          <w:numId w:val="1023"/>
+          <w:numId w:val="1025"/>
         </w:numPr>
       </w:pPr>
       <w:r>
@@ -20551,9 +19998,9 @@
         </w:pict>
       </w:r>
     </w:p>
-    <w:bookmarkEnd w:id="71"/>
-    <w:bookmarkEnd w:id="72"/>
-    <w:bookmarkEnd w:id="73"/>
+    <w:bookmarkEnd w:id="77"/>
+    <w:bookmarkEnd w:id="78"/>
+    <w:bookmarkEnd w:id="79"/>
     <w:sectPr>
       <w:footerReference w:type="default" r:id="rId9"/>
       <w:footnotePr>
@@ -21384,6 +20831,12 @@
     <w:abstractNumId w:val="991"/>
   </w:num>
   <w:num w:numId="1015">
+    <w:abstractNumId w:val="991"/>
+  </w:num>
+  <w:num w:numId="1016">
+    <w:abstractNumId w:val="991"/>
+  </w:num>
+  <w:num w:numId="1017">
     <w:abstractNumId w:val="99411"/>
     <w:lvlOverride w:ilvl="0">
       <w:startOverride w:val="1"/>
@@ -21413,7 +20866,7 @@
       <w:startOverride w:val="1"/>
     </w:lvlOverride>
   </w:num>
-  <w:num w:numId="1016">
+  <w:num w:numId="1018">
     <w:abstractNumId w:val="99412"/>
     <w:lvlOverride w:ilvl="0">
       <w:startOverride w:val="2"/>
@@ -21443,7 +20896,7 @@
       <w:startOverride w:val="2"/>
     </w:lvlOverride>
   </w:num>
-  <w:num w:numId="1017">
+  <w:num w:numId="1019">
     <w:abstractNumId w:val="99413"/>
     <w:lvlOverride w:ilvl="0">
       <w:startOverride w:val="3"/>
@@ -21473,7 +20926,7 @@
       <w:startOverride w:val="3"/>
     </w:lvlOverride>
   </w:num>
-  <w:num w:numId="1018">
+  <w:num w:numId="1020">
     <w:abstractNumId w:val="99411"/>
     <w:lvlOverride w:ilvl="0">
       <w:startOverride w:val="1"/>
@@ -21503,7 +20956,7 @@
       <w:startOverride w:val="1"/>
     </w:lvlOverride>
   </w:num>
-  <w:num w:numId="1019">
+  <w:num w:numId="1021">
     <w:abstractNumId w:val="99411"/>
     <w:lvlOverride w:ilvl="0">
       <w:startOverride w:val="1"/>
@@ -21533,7 +20986,7 @@
       <w:startOverride w:val="1"/>
     </w:lvlOverride>
   </w:num>
-  <w:num w:numId="1020">
+  <w:num w:numId="1022">
     <w:abstractNumId w:val="99418"/>
     <w:lvlOverride w:ilvl="0">
       <w:startOverride w:val="8"/>
@@ -21563,7 +21016,7 @@
       <w:startOverride w:val="8"/>
     </w:lvlOverride>
   </w:num>
-  <w:num w:numId="1021">
+  <w:num w:numId="1023">
     <w:abstractNumId w:val="99431"/>
     <w:lvlOverride w:ilvl="0">
       <w:startOverride w:val="1"/>
@@ -21593,7 +21046,7 @@
       <w:startOverride w:val="1"/>
     </w:lvlOverride>
   </w:num>
-  <w:num w:numId="1022">
+  <w:num w:numId="1024">
     <w:abstractNumId w:val="99431"/>
     <w:lvlOverride w:ilvl="0">
       <w:startOverride w:val="1"/>
@@ -21623,7 +21076,7 @@
       <w:startOverride w:val="1"/>
     </w:lvlOverride>
   </w:num>
-  <w:num w:numId="1023">
+  <w:num w:numId="1025">
     <w:abstractNumId w:val="99431"/>
     <w:lvlOverride w:ilvl="0">
       <w:startOverride w:val="1"/>

--- a/00-首页/题组Word/第一轮·综合套卷/第一轮综合卷01-学生版.docx
+++ b/00-首页/题组Word/第一轮·综合套卷/第一轮综合卷01-学生版.docx
@@ -1036,14 +1036,14 @@
         </w:rPr>
         <w:drawing>
           <wp:inline>
-            <wp:extent cx="3240000" cy="4584609"/>
+            <wp:extent cx="3240000" cy="4337560"/>
             <wp:effectExtent b="0" l="0" r="0" t="0"/>
             <wp:docPr descr="" title="" id="13" name="Picture"/>
             <a:graphic>
               <a:graphicData uri="http://schemas.openxmlformats.org/drawingml/2006/picture">
                 <pic:pic>
                   <pic:nvPicPr>
-                    <pic:cNvPr descr="2023-浙江预赛_p04.png" id="14" name="Picture"/>
+                    <pic:cNvPr descr="06-外部资料导入/真题/省预赛/裁剪图/2023-浙江预赛_q19.png" id="14" name="Picture"/>
                     <pic:cNvPicPr>
                       <a:picLocks noChangeArrowheads="1" noChangeAspect="1"/>
                     </pic:cNvPicPr>
@@ -1057,7 +1057,7 @@
                   <pic:spPr bwMode="auto">
                     <a:xfrm>
                       <a:off x="0" y="0"/>
-                      <a:ext cx="3240000" cy="4584609"/>
+                      <a:ext cx="3240000" cy="4337560"/>
                     </a:xfrm>
                     <a:prstGeom prst="rect">
                       <a:avLst/>
@@ -1720,14 +1720,14 @@
         </w:rPr>
         <w:drawing>
           <wp:inline>
-            <wp:extent cx="3240000" cy="4584609"/>
+            <wp:extent cx="3600000" cy="1434685"/>
             <wp:effectExtent b="0" l="0" r="0" t="0"/>
             <wp:docPr descr="" title="" id="18" name="Picture"/>
             <a:graphic>
               <a:graphicData uri="http://schemas.openxmlformats.org/drawingml/2006/picture">
                 <pic:pic>
                   <pic:nvPicPr>
-                    <pic:cNvPr descr="06-外部资料导入/真题/省预赛/images/2023-浙江预赛_p15.png" id="19" name="Picture"/>
+                    <pic:cNvPr descr="06-外部资料导入/真题/省预赛/裁剪图/2023-浙江预赛_q70.png" id="19" name="Picture"/>
                     <pic:cNvPicPr>
                       <a:picLocks noChangeArrowheads="1" noChangeAspect="1"/>
                     </pic:cNvPicPr>
@@ -1741,7 +1741,7 @@
                   <pic:spPr bwMode="auto">
                     <a:xfrm>
                       <a:off x="0" y="0"/>
-                      <a:ext cx="3240000" cy="4584609"/>
+                      <a:ext cx="3600000" cy="1434685"/>
                     </a:xfrm>
                     <a:prstGeom prst="rect">
                       <a:avLst/>

--- a/00-首页/题组Word/第一轮·综合套卷/第一轮综合卷01-学生版.docx
+++ b/00-首页/题组Word/第一轮·综合套卷/第一轮综合卷01-学生版.docx
@@ -5984,67 +5984,6 @@
     </w:p>
     <w:p>
       <w:pPr>
-        <w:pStyle w:val="BodyText"/>
-      </w:pPr>
-      <w:r>
-        <w:rPr>
-          <w:rFonts w:hint="eastAsia" w:ascii="Times New Roman" w:hAnsi="Times New Roman" w:eastAsia="FangSong" w:cs="Times New Roman"/>
-          <w:b/>
-          <w:bCs/>
-        </w:rPr>
-        <w:t xml:space="preserve">来源</w:t>
-      </w:r>
-      <w:r>
-        <w:rPr>
-          <w:rFonts w:hint="eastAsia" w:ascii="Times New Roman" w:hAnsi="Times New Roman" w:eastAsia="Times New Roman" w:cs="Times New Roman"/>
-        </w:rPr>
-        <w:t>：</w:t>
-      </w:r>
-      <w:r>
-        <w:rPr>
-          <w:rFonts w:hint="eastAsia" w:ascii="Times New Roman" w:hAnsi="Times New Roman" w:eastAsia="FangSong" w:cs="Times New Roman"/>
-        </w:rPr>
-        <w:t>化学竞赛初赛讲义</w:t>
-      </w:r>
-      <w:r>
-        <w:rPr>
-          <w:rFonts w:ascii="Times New Roman" w:hAnsi="Times New Roman" w:eastAsia="Times New Roman" w:cs="Times New Roman"/>
-        </w:rPr>
-        <w:t xml:space="preserve"> </w:t>
-      </w:r>
-      <w:r>
-        <w:rPr>
-          <w:rFonts w:hint="eastAsia" w:ascii="Times New Roman" w:hAnsi="Times New Roman" w:eastAsia="FangSong" w:cs="Times New Roman"/>
-        </w:rPr>
-        <w:t>第</w:t>
-      </w:r>
-      <w:r>
-        <w:rPr>
-          <w:rFonts w:hint="eastAsia" w:ascii="Times New Roman" w:hAnsi="Times New Roman" w:eastAsia="Times New Roman" w:cs="Times New Roman"/>
-        </w:rPr>
-        <w:t>4</w:t>
-      </w:r>
-      <w:r>
-        <w:rPr>
-          <w:rFonts w:hint="eastAsia" w:ascii="Times New Roman" w:hAnsi="Times New Roman" w:eastAsia="FangSong" w:cs="Times New Roman"/>
-        </w:rPr>
-        <w:t>讲</w:t>
-      </w:r>
-      <w:r>
-        <w:rPr>
-          <w:rFonts w:ascii="Times New Roman" w:hAnsi="Times New Roman" w:eastAsia="Times New Roman" w:cs="Times New Roman"/>
-        </w:rPr>
-        <w:t xml:space="preserve"> §4.1.3 </w:t>
-      </w:r>
-      <w:r>
-        <w:rPr>
-          <w:rFonts w:hint="eastAsia" w:ascii="Times New Roman" w:hAnsi="Times New Roman" w:eastAsia="FangSong" w:cs="Times New Roman"/>
-        </w:rPr>
-        <w:t xml:space="preserve">习题</w:t>
-      </w:r>
-    </w:p>
-    <w:p>
-      <w:pPr>
         <w:spacing w:before="160" w:after="80"/>
       </w:pPr>
       <w:r>
@@ -11250,67 +11189,6 @@
           <w:rFonts w:hint="eastAsia" w:ascii="Times New Roman" w:hAnsi="Times New Roman" w:eastAsia="Times New Roman" w:cs="Times New Roman"/>
         </w:rPr>
         <w:t>。</w:t>
-      </w:r>
-    </w:p>
-    <w:p>
-      <w:pPr>
-        <w:pStyle w:val="BodyText"/>
-      </w:pPr>
-      <w:r>
-        <w:rPr>
-          <w:rFonts w:hint="eastAsia" w:ascii="Times New Roman" w:hAnsi="Times New Roman" w:eastAsia="FangSong" w:cs="Times New Roman"/>
-          <w:b/>
-          <w:bCs/>
-        </w:rPr>
-        <w:t xml:space="preserve">来源</w:t>
-      </w:r>
-      <w:r>
-        <w:rPr>
-          <w:rFonts w:hint="eastAsia" w:ascii="Times New Roman" w:hAnsi="Times New Roman" w:eastAsia="Times New Roman" w:cs="Times New Roman"/>
-        </w:rPr>
-        <w:t>：</w:t>
-      </w:r>
-      <w:r>
-        <w:rPr>
-          <w:rFonts w:hint="eastAsia" w:ascii="Times New Roman" w:hAnsi="Times New Roman" w:eastAsia="FangSong" w:cs="Times New Roman"/>
-        </w:rPr>
-        <w:t>化学竞赛初赛讲义</w:t>
-      </w:r>
-      <w:r>
-        <w:rPr>
-          <w:rFonts w:ascii="Times New Roman" w:hAnsi="Times New Roman" w:eastAsia="Times New Roman" w:cs="Times New Roman"/>
-        </w:rPr>
-        <w:t xml:space="preserve"> </w:t>
-      </w:r>
-      <w:r>
-        <w:rPr>
-          <w:rFonts w:hint="eastAsia" w:ascii="Times New Roman" w:hAnsi="Times New Roman" w:eastAsia="FangSong" w:cs="Times New Roman"/>
-        </w:rPr>
-        <w:t>第</w:t>
-      </w:r>
-      <w:r>
-        <w:rPr>
-          <w:rFonts w:hint="eastAsia" w:ascii="Times New Roman" w:hAnsi="Times New Roman" w:eastAsia="Times New Roman" w:cs="Times New Roman"/>
-        </w:rPr>
-        <w:t>1</w:t>
-      </w:r>
-      <w:r>
-        <w:rPr>
-          <w:rFonts w:hint="eastAsia" w:ascii="Times New Roman" w:hAnsi="Times New Roman" w:eastAsia="FangSong" w:cs="Times New Roman"/>
-        </w:rPr>
-        <w:t>讲</w:t>
-      </w:r>
-      <w:r>
-        <w:rPr>
-          <w:rFonts w:ascii="Times New Roman" w:hAnsi="Times New Roman" w:eastAsia="Times New Roman" w:cs="Times New Roman"/>
-        </w:rPr>
-        <w:t xml:space="preserve"> §1.3 </w:t>
-      </w:r>
-      <w:r>
-        <w:rPr>
-          <w:rFonts w:hint="eastAsia" w:ascii="Times New Roman" w:hAnsi="Times New Roman" w:eastAsia="FangSong" w:cs="Times New Roman"/>
-        </w:rPr>
-        <w:t xml:space="preserve">习题</w:t>
       </w:r>
     </w:p>
     <w:p>
@@ -19009,33 +18887,9 @@
       </w:pPr>
       <w:r>
         <w:rPr>
-          <w:rFonts w:hint="eastAsia" w:ascii="Times New Roman" w:hAnsi="Times New Roman" w:eastAsia="Times New Roman" w:cs="Times New Roman"/>
-        </w:rPr>
-        <w:t>【</w:t>
-      </w:r>
-      <w:r>
-        <w:rPr>
-          <w:rFonts w:hint="eastAsia" w:ascii="Times New Roman" w:hAnsi="Times New Roman" w:eastAsia="FangSong" w:cs="Times New Roman"/>
-        </w:rPr>
-        <w:t>例</w:t>
-      </w:r>
-      <w:r>
-        <w:rPr>
-          <w:rFonts w:ascii="Times New Roman" w:hAnsi="Times New Roman" w:eastAsia="Times New Roman" w:cs="Times New Roman"/>
-        </w:rPr>
-        <w:t xml:space="preserve"> </w:t>
-      </w:r>
-      <w:r>
-        <w:rPr>
-          <w:rFonts w:hint="eastAsia" w:ascii="Times New Roman" w:hAnsi="Times New Roman" w:eastAsia="Times New Roman" w:cs="Times New Roman"/>
-        </w:rPr>
-        <w:t>3】</w:t>
-      </w:r>
-      <w:r>
-        <w:rPr>
-          <w:rFonts w:hint="eastAsia" w:ascii="Times New Roman" w:hAnsi="Times New Roman" w:eastAsia="FangSong" w:cs="Times New Roman"/>
-        </w:rPr>
-        <w:t>计算</w:t>
+          <w:rFonts w:hint="eastAsia" w:ascii="Times New Roman" w:hAnsi="Times New Roman" w:eastAsia="FangSong" w:cs="Times New Roman"/>
+        </w:rPr>
+        <w:t xml:space="preserve">计算</w:t>
       </w:r>
       <w:r>
         <w:rPr>
@@ -19269,19 +19123,7 @@
         <w:rPr>
           <w:rFonts w:hint="eastAsia" w:ascii="Times New Roman" w:hAnsi="Times New Roman" w:eastAsia="Times New Roman" w:cs="Times New Roman"/>
         </w:rPr>
-        <w:t>【</w:t>
-      </w:r>
-      <w:r>
-        <w:rPr>
-          <w:rFonts w:hint="eastAsia" w:ascii="Times New Roman" w:hAnsi="Times New Roman" w:eastAsia="FangSong" w:cs="Times New Roman"/>
-        </w:rPr>
-        <w:t>例</w:t>
-      </w:r>
-      <w:r>
-        <w:rPr>
-          <w:rFonts w:hint="eastAsia" w:ascii="Times New Roman" w:hAnsi="Times New Roman" w:eastAsia="Times New Roman" w:cs="Times New Roman"/>
-        </w:rPr>
-        <w:t>1】（2002</w:t>
+        <w:t xml:space="preserve">（2002</w:t>
       </w:r>
       <w:r>
         <w:rPr>
